--- a/klagomål/A 20012-2026 FSC-klagomål.docx
+++ b/klagomål/A 20012-2026 FSC-klagomål.docx
@@ -671,7 +671,7 @@
     <w:r>
       <w:tab/>
       <w:tab/>
-      <w:t>2026-04-25</w:t>
+      <w:t>2026-04-26</w:t>
       <w:br/>
       <w:br/>
     </w:r>

--- a/klagomål/A 20012-2026 FSC-klagomål.docx
+++ b/klagomål/A 20012-2026 FSC-klagomål.docx
@@ -671,7 +671,7 @@
     <w:r>
       <w:tab/>
       <w:tab/>
-      <w:t>2026-04-26</w:t>
+      <w:t>2026-04-27</w:t>
       <w:br/>
       <w:br/>
     </w:r>

--- a/klagomål/A 20012-2026 FSC-klagomål.docx
+++ b/klagomål/A 20012-2026 FSC-klagomål.docx
@@ -671,7 +671,7 @@
     <w:r>
       <w:tab/>
       <w:tab/>
-      <w:t>2026-04-27</w:t>
+      <w:t>2026-04-28</w:t>
       <w:br/>
       <w:br/>
     </w:r>

--- a/klagomål/A 20012-2026 FSC-klagomål.docx
+++ b/klagomål/A 20012-2026 FSC-klagomål.docx
@@ -671,7 +671,7 @@
     <w:r>
       <w:tab/>
       <w:tab/>
-      <w:t>2026-04-28</w:t>
+      <w:t>2026-04-29</w:t>
       <w:br/>
       <w:br/>
     </w:r>

--- a/klagomål/A 20012-2026 FSC-klagomål.docx
+++ b/klagomål/A 20012-2026 FSC-klagomål.docx
@@ -671,7 +671,7 @@
     <w:r>
       <w:tab/>
       <w:tab/>
-      <w:t>2026-04-29</w:t>
+      <w:t>2026-04-30</w:t>
       <w:br/>
       <w:br/>
     </w:r>

--- a/klagomål/A 20012-2026 FSC-klagomål.docx
+++ b/klagomål/A 20012-2026 FSC-klagomål.docx
@@ -671,7 +671,7 @@
     <w:r>
       <w:tab/>
       <w:tab/>
-      <w:t>2026-04-30</w:t>
+      <w:t>2026-05-01</w:t>
       <w:br/>
       <w:br/>
     </w:r>

--- a/klagomål/A 20012-2026 FSC-klagomål.docx
+++ b/klagomål/A 20012-2026 FSC-klagomål.docx
@@ -671,7 +671,7 @@
     <w:r>
       <w:tab/>
       <w:tab/>
-      <w:t>2026-05-01</w:t>
+      <w:t>2026-05-02</w:t>
       <w:br/>
       <w:br/>
     </w:r>

--- a/klagomål/A 20012-2026 FSC-klagomål.docx
+++ b/klagomål/A 20012-2026 FSC-klagomål.docx
@@ -751,7 +751,7 @@
     <w:r>
       <w:tab/>
       <w:tab/>
-      <w:t>2026-06-15</w:t>
+      <w:t>2026-06-16</w:t>
       <w:br/>
       <w:br/>
     </w:r>

--- a/klagomål/A 20012-2026 FSC-klagomål.docx
+++ b/klagomål/A 20012-2026 FSC-klagomål.docx
@@ -751,7 +751,7 @@
     <w:r>
       <w:tab/>
       <w:tab/>
-      <w:t>2026-06-16</w:t>
+      <w:t>2026-06-17</w:t>
       <w:br/>
       <w:br/>
     </w:r>

--- a/klagomål/A 20012-2026 FSC-klagomål.docx
+++ b/klagomål/A 20012-2026 FSC-klagomål.docx
@@ -1,6 +1,6 @@
 
 <file path=word/document.xml><?xml version="1.0" encoding="utf-8"?>
-<w:document xmlns:wpc="http://schemas.microsoft.com/office/word/2010/wordprocessingCanvas" xmlns:cx="http://schemas.microsoft.com/office/drawing/2014/chartex" xmlns:cx1="http://schemas.microsoft.com/office/drawing/2015/9/8/chartex" xmlns:cx2="http://schemas.microsoft.com/office/drawing/2015/10/21/chartex" xmlns:cx3="http://schemas.microsoft.com/office/drawing/2016/5/9/chartex" xmlns:cx4="http://schemas.microsoft.com/office/drawing/2016/5/10/chartex" xmlns:cx5="http://schemas.microsoft.com/office/drawing/2016/5/11/chartex" xmlns:cx6="http://schemas.microsoft.com/office/drawing/2016/5/12/chartex" xmlns:cx7="http://schemas.microsoft.com/office/drawing/2016/5/13/chartex" xmlns:cx8="http://schemas.microsoft.com/office/drawing/2016/5/14/chartex" xmlns:mc="http://schemas.openxmlformats.org/markup-compatibility/2006" xmlns:aink="http://schemas.microsoft.com/office/drawing/2016/ink" xmlns:am3d="http://schemas.microsoft.com/office/drawing/2017/model3d" xmlns:o="urn:schemas-microsoft-com:office:office" xmlns:oel="http://schemas.microsoft.com/office/2019/extlst" xmlns:r="http://schemas.openxmlformats.org/officeDocument/2006/relationships" xmlns:m="http://schemas.openxmlformats.org/officeDocument/2006/math" xmlns:v="urn:schemas-microsoft-com:vml" xmlns:wp14="http://schemas.microsoft.com/office/word/2010/wordprocessingDrawing" xmlns:wp="http://schemas.openxmlformats.org/drawingml/2006/wordprocessingDrawing" xmlns:w10="urn:schemas-microsoft-com:office:word" xmlns:w="http://schemas.openxmlformats.org/wordprocessingml/2006/main" xmlns:w14="http://schemas.microsoft.com/office/word/2010/wordml" xmlns:w15="http://schemas.microsoft.com/office/word/2012/wordml" xmlns:w16cex="http://schemas.microsoft.com/office/word/2018/wordml/cex" xmlns:w16cid="http://schemas.microsoft.com/office/word/2016/wordml/cid" xmlns:w16="http://schemas.microsoft.com/office/word/2018/wordml" xmlns:w16sdtdh="http://schemas.microsoft.com/office/word/2020/wordml/sdtdatahash" xmlns:w16se="http://schemas.microsoft.com/office/word/2015/wordml/symex" xmlns:wpg="http://schemas.microsoft.com/office/word/2010/wordprocessingGroup" xmlns:wpi="http://schemas.microsoft.com/office/word/2010/wordprocessingInk" xmlns:wne="http://schemas.microsoft.com/office/word/2006/wordml" xmlns:wps="http://schemas.microsoft.com/office/word/2010/wordprocessingShape" mc:Ignorable="w14 w15 w16se w16cid w16 w16cex w16sdtdh wp14">
+<w:document xmlns:wpc="http://schemas.microsoft.com/office/word/2010/wordprocessingCanvas" xmlns:cx="http://schemas.microsoft.com/office/drawing/2014/chartex" xmlns:cx1="http://schemas.microsoft.com/office/drawing/2015/9/8/chartex" xmlns:cx2="http://schemas.microsoft.com/office/drawing/2015/10/21/chartex" xmlns:cx3="http://schemas.microsoft.com/office/drawing/2016/5/9/chartex" xmlns:cx4="http://schemas.microsoft.com/office/drawing/2016/5/10/chartex" xmlns:cx5="http://schemas.microsoft.com/office/drawing/2016/5/11/chartex" xmlns:cx6="http://schemas.microsoft.com/office/drawing/2016/5/12/chartex" xmlns:cx7="http://schemas.microsoft.com/office/drawing/2016/5/13/chartex" xmlns:cx8="http://schemas.microsoft.com/office/drawing/2016/5/14/chartex" xmlns:mc="http://schemas.openxmlformats.org/markup-compatibility/2006" xmlns:aink="http://schemas.microsoft.com/office/drawing/2016/ink" xmlns:am3d="http://schemas.microsoft.com/office/drawing/2017/model3d" xmlns:o="urn:schemas-microsoft-com:office:office" xmlns:oel="http://schemas.microsoft.com/office/2019/extlst" xmlns:r="http://schemas.openxmlformats.org/officeDocument/2006/relationships" xmlns:m="http://schemas.openxmlformats.org/officeDocument/2006/math" xmlns:v="urn:schemas-microsoft-com:vml" xmlns:wp14="http://schemas.microsoft.com/office/word/2010/wordprocessingDrawing" xmlns:wp="http://schemas.openxmlformats.org/drawingml/2006/wordprocessingDrawing" xmlns:w10="urn:schemas-microsoft-com:office:word" xmlns:w="http://schemas.openxmlformats.org/wordprocessingml/2006/main" xmlns:w14="http://schemas.microsoft.com/office/word/2010/wordml" xmlns:w15="http://schemas.microsoft.com/office/word/2012/wordml" xmlns:w16cex="http://schemas.microsoft.com/office/word/2018/wordml/cex" xmlns:w16cid="http://schemas.microsoft.com/office/word/2016/wordml/cid" xmlns:w16="http://schemas.microsoft.com/office/word/2018/wordml" xmlns:w16du="http://schemas.microsoft.com/office/word/2023/wordml/word16du" xmlns:w16sdtdh="http://schemas.microsoft.com/office/word/2020/wordml/sdtdatahash" xmlns:w16sdtfl="http://schemas.microsoft.com/office/word/2024/wordml/sdtformatlock" xmlns:w16se="http://schemas.microsoft.com/office/word/2015/wordml/symex" xmlns:wpg="http://schemas.microsoft.com/office/word/2010/wordprocessingGroup" xmlns:wpi="http://schemas.microsoft.com/office/word/2010/wordprocessingInk" xmlns:wne="http://schemas.microsoft.com/office/word/2006/wordml" xmlns:wps="http://schemas.microsoft.com/office/word/2010/wordprocessingShape" mc:Ignorable="w14 w15 w16se w16cid w16 w16cex w16sdtdh w16sdtfl w16du wp14">
   <w:body>
     <w:p>
       <w:r>
@@ -163,17 +163,17 @@
         <w:pStyle w:val="Title"/>
       </w:pPr>
       <w:r>
-        <w:t>Inledande FSC- /PEFC-klagomål – information om höga naturvärden i avverkningsanmälan A 20012-2026 i Torsby kommun</w:t>
+        <w:t>Inledande FSC- /PEFC-klagomål – information om höga naturvärden och fridlysta arter i avverkningsanmälan A 20012-2026 i Torsby kommun</w:t>
       </w:r>
     </w:p>
     <w:p>
       <w:r>
-        <w:t>Detta dokument behandlar höga naturvärden i avverkningsanmälan A 20012-2026 i Torsby kommun. Denna avverkningsanmälan inkom 2026-04-24 11:40:19 och omfattar 4,9 ha.</w:t>
+        <w:t>Detta dokument behandlar höga naturvärden i avverkningsanmälan A 20012-2026 i Torsby kommun som inkom 2026-04-24 och omfattar 4,9 ha.</w:t>
       </w:r>
     </w:p>
     <w:p>
       <w:r>
-        <w:t>Nedan presenteras fynd av naturvårdsarter som gjorts i det avverkningsanmälda området, samt relevanta utdrag ur standarderna för FSC, Chain of Custody, Controlled Wood och PEFC.</w:t>
+        <w:t>Nedan presenteras fynd av naturvårdsarter och fridlysta arter som gjorts i det avverkningsanmälda området, samt relevanta utdrag ur standarderna för FSC, Chain of Custody, Controlled Wood och PEFC.</w:t>
       </w:r>
     </w:p>
     <w:p>
@@ -191,12 +191,15 @@
     </w:p>
     <w:p>
       <w:r>
-        <w:t>I avverkningsanmälan har följande 5 naturvårdsarter hittats: citronporing (CR), gränsticka (NT), vedtrappmossa (NT), trådticka (S) och vedticka (S). Av dessa är 3 rödlistade. För rödlistade arter har rödlistekategorin angivits inom parentes. Arter som är signalarter enligt Skogsstyrelsen har markerats med (S).</w:t>
+        <w:t>I och inom 19 meter från avverkningsanmälan har följande 7 naturvårdsarter hittats: citronporing (VU), gränsticka (VU, T), gransotdyna (NT), vedtrappmossa (NT, T), trådticka (S, T), vedticka (S, T) och revlummer (§9). Av dessa är 4 rödlistade. För rödlistade arter har rödlistekategorin angivits inom parentes. Arter som är signalarter enligt Skogsstyrelsen har markerats med (S). Typiska arter inom Natura 2000 som är kopplade till skogsekosystem har markerats med (T). För fridlysta arter anges även paragrafen i Artskyddsförordningen som arten är fridlyst enligt.</w:t>
       </w:r>
     </w:p>
     <w:p>
       <w:r>
-        <w:t>De påträffade naturvårdsarterna är ett tydligt kvitto på att detta rör sig om en skog med höga naturvärden. I Figur 1 visas en karta över det avverkningsanmälda området, där samtliga fyndplatser för naturvårdsarter som finns registrerade på Artportalen har markerats.</w:t>
+        <w:t>De påträffade naturvårdsarterna är ett tydligt kvitto på att det rör sig om en skog med höga naturvärden.</w:t>
+      </w:r>
+      <w:r>
+        <w:t xml:space="preserve"> I Figur 1 visas fyndplatser för naturvårdsarter i området, som finns registrerade på Artportalen.</w:t>
       </w:r>
     </w:p>
     <w:p>
@@ -206,7 +209,7 @@
       <w:r>
         <w:drawing>
           <wp:inline xmlns:a="http://schemas.openxmlformats.org/drawingml/2006/main" xmlns:pic="http://schemas.openxmlformats.org/drawingml/2006/picture">
-            <wp:extent cx="5486400" cy="3573137"/>
+            <wp:extent cx="5486400" cy="4611593"/>
             <wp:docPr id="1" name="Picture 1"/>
             <wp:cNvGraphicFramePr>
               <a:graphicFrameLocks noChangeAspect="1"/>
@@ -227,7 +230,7 @@
                   <pic:spPr>
                     <a:xfrm>
                       <a:off x="0" y="0"/>
-                      <a:ext cx="5486400" cy="3573137"/>
+                      <a:ext cx="5486400" cy="4611593"/>
                     </a:xfrm>
                     <a:prstGeom prst="rect"/>
                   </pic:spPr>
@@ -241,9 +244,31 @@
     <w:p>
       <w:pPr>
         <w:pStyle w:val="Caption"/>
+        <w:spacing w:after="240"/>
       </w:pPr>
       <w:r>
-        <w:t>Figur 1. Fyndplatser för naturvårdsarter i det avverkningsanmälda området (röd linje). Markörer utan svart kant är placerade på fyndplatsen. Markörer med svart kant är placerade vid sidan av fyndplatsen och har ett svart streck som visar fyndplatsens exakta position. Kartans mittpunktskoordinat är N 6699675, E 405543 i SWEREF 99 TM.</w:t>
+        <w:t>Figur 1. Fyndplatser för naturvårdsarter i och inom 19 meter från avverkningsanmälan (röd linje). Markörer utan svart kant är placerade på fyndplatsen. Markörer med svart kant är placerade vid sidan av fyndplatsen och har ett svart streck som visar fyndplatsens exakta position. Kartans mittpunktskoordinat är N 6699675, E 405543 i SWEREF 99 TM.</w:t>
+      </w:r>
+    </w:p>
+    <w:p>
+      <w:pPr>
+        <w:pStyle w:val="Heading2"/>
+      </w:pPr>
+      <w:r>
+        <w:t>Fridlysta arter</w:t>
+      </w:r>
+    </w:p>
+    <w:p>
+      <w:r>
+        <w:t>Följande fridlysta arter har sina livsmiljöer och växtplatser i den avverkningsanmälda skogen: revlummer (§9).</w:t>
+      </w:r>
+    </w:p>
+    <w:p>
+      <w:pPr>
+        <w:pStyle w:val="Heading2"/>
+      </w:pPr>
+      <w:r>
+        <w:t>Övriga naturvårdsarter</w:t>
       </w:r>
     </w:p>
     <w:p>
@@ -255,6 +280,17 @@
       </w:r>
       <w:r>
         <w:t xml:space="preserve"> växer på granlågor i naturskogsartade granskogar. Den påträffas ofta på eller nära fruktkroppar av klibbticka. Citronporing är globalt rödlistad som starkt hotad (EN) vilket innebär att Sverige har ett internationellt ansvar för arten. Alla skogsskötselåtgärder på eller i direkt anslutning till växtplatserna utgör ett hot och områden som hyser arten måste undantas helt från skogsbruk. Lokaler där citronporing påträffas bör ges ett juridiskt skydd (SLU Artdatabanken, 2026; IUCN, 2019).</w:t>
+      </w:r>
+    </w:p>
+    <w:p>
+      <w:r>
+        <w:rPr>
+          <w:b/>
+        </w:rPr>
+        <w:t>Gransotdyna (NT)</w:t>
+      </w:r>
+      <w:r>
+        <w:t xml:space="preserve"> är en nedbrytare på grova, murkna, ofta barklösa stubbar och liggande stammar av gran, sällan även av bok. Den kräver tillgång till lågor och stubbar i frisk till fuktig miljö och är helt bunden till skogsbestånd med hög bonitet. Gransotdyna hotas av det intensiva utnyttjandet av granskogar med hög bonitet. Arten förekommer främst i de sydliga delarna av landet där bristen på äldre skog är mest påtaglig. Alla lokaler för arten måste undantas från rationellt skogsbruk och tillgången på död ved av grova dimensioner måste säkerställas. Fler områden med äldre granskog måste skyddas i södra Sverige (SLU Artdatabanken, 2024).</w:t>
       </w:r>
     </w:p>
     <w:p>
@@ -436,7 +472,7 @@
         <w:rPr>
           <w:i/>
         </w:rPr>
-        <w:t>I det avverkningsanmälda skogsområdet har 5 naturvårdsarter varav 3 rödlistade arter sina livsmiljöer och växtplatser.</w:t>
+        <w:t>I det avverkningsanmälda skogsområdet har 7 naturvårdsarter varav 4 rödlistade arter sina livsmiljöer och växtplatser.</w:t>
       </w:r>
     </w:p>
     <w:p>
@@ -641,7 +677,7 @@
 </file>
 
 <file path=word/endnotes.xml><?xml version="1.0" encoding="utf-8"?>
-<w:endnotes xmlns:wpc="http://schemas.microsoft.com/office/word/2010/wordprocessingCanvas" xmlns:cx="http://schemas.microsoft.com/office/drawing/2014/chartex" xmlns:cx1="http://schemas.microsoft.com/office/drawing/2015/9/8/chartex" xmlns:cx2="http://schemas.microsoft.com/office/drawing/2015/10/21/chartex" xmlns:cx3="http://schemas.microsoft.com/office/drawing/2016/5/9/chartex" xmlns:cx4="http://schemas.microsoft.com/office/drawing/2016/5/10/chartex" xmlns:cx5="http://schemas.microsoft.com/office/drawing/2016/5/11/chartex" xmlns:cx6="http://schemas.microsoft.com/office/drawing/2016/5/12/chartex" xmlns:cx7="http://schemas.microsoft.com/office/drawing/2016/5/13/chartex" xmlns:cx8="http://schemas.microsoft.com/office/drawing/2016/5/14/chartex" xmlns:mc="http://schemas.openxmlformats.org/markup-compatibility/2006" xmlns:aink="http://schemas.microsoft.com/office/drawing/2016/ink" xmlns:am3d="http://schemas.microsoft.com/office/drawing/2017/model3d" xmlns:o="urn:schemas-microsoft-com:office:office" xmlns:oel="http://schemas.microsoft.com/office/2019/extlst" xmlns:r="http://schemas.openxmlformats.org/officeDocument/2006/relationships" xmlns:m="http://schemas.openxmlformats.org/officeDocument/2006/math" xmlns:v="urn:schemas-microsoft-com:vml" xmlns:wp14="http://schemas.microsoft.com/office/word/2010/wordprocessingDrawing" xmlns:wp="http://schemas.openxmlformats.org/drawingml/2006/wordprocessingDrawing" xmlns:w10="urn:schemas-microsoft-com:office:word" xmlns:w="http://schemas.openxmlformats.org/wordprocessingml/2006/main" xmlns:w14="http://schemas.microsoft.com/office/word/2010/wordml" xmlns:w15="http://schemas.microsoft.com/office/word/2012/wordml" xmlns:w16cex="http://schemas.microsoft.com/office/word/2018/wordml/cex" xmlns:w16cid="http://schemas.microsoft.com/office/word/2016/wordml/cid" xmlns:w16="http://schemas.microsoft.com/office/word/2018/wordml" xmlns:w16sdtdh="http://schemas.microsoft.com/office/word/2020/wordml/sdtdatahash" xmlns:w16se="http://schemas.microsoft.com/office/word/2015/wordml/symex" xmlns:wpg="http://schemas.microsoft.com/office/word/2010/wordprocessingGroup" xmlns:wpi="http://schemas.microsoft.com/office/word/2010/wordprocessingInk" xmlns:wne="http://schemas.microsoft.com/office/word/2006/wordml" xmlns:wps="http://schemas.microsoft.com/office/word/2010/wordprocessingShape" mc:Ignorable="w14 w15 w16se w16cid w16 w16cex w16sdtdh wp14">
+<w:endnotes xmlns:wpc="http://schemas.microsoft.com/office/word/2010/wordprocessingCanvas" xmlns:cx="http://schemas.microsoft.com/office/drawing/2014/chartex" xmlns:cx1="http://schemas.microsoft.com/office/drawing/2015/9/8/chartex" xmlns:cx2="http://schemas.microsoft.com/office/drawing/2015/10/21/chartex" xmlns:cx3="http://schemas.microsoft.com/office/drawing/2016/5/9/chartex" xmlns:cx4="http://schemas.microsoft.com/office/drawing/2016/5/10/chartex" xmlns:cx5="http://schemas.microsoft.com/office/drawing/2016/5/11/chartex" xmlns:cx6="http://schemas.microsoft.com/office/drawing/2016/5/12/chartex" xmlns:cx7="http://schemas.microsoft.com/office/drawing/2016/5/13/chartex" xmlns:cx8="http://schemas.microsoft.com/office/drawing/2016/5/14/chartex" xmlns:mc="http://schemas.openxmlformats.org/markup-compatibility/2006" xmlns:aink="http://schemas.microsoft.com/office/drawing/2016/ink" xmlns:am3d="http://schemas.microsoft.com/office/drawing/2017/model3d" xmlns:o="urn:schemas-microsoft-com:office:office" xmlns:oel="http://schemas.microsoft.com/office/2019/extlst" xmlns:r="http://schemas.openxmlformats.org/officeDocument/2006/relationships" xmlns:m="http://schemas.openxmlformats.org/officeDocument/2006/math" xmlns:v="urn:schemas-microsoft-com:vml" xmlns:wp14="http://schemas.microsoft.com/office/word/2010/wordprocessingDrawing" xmlns:wp="http://schemas.openxmlformats.org/drawingml/2006/wordprocessingDrawing" xmlns:w10="urn:schemas-microsoft-com:office:word" xmlns:w="http://schemas.openxmlformats.org/wordprocessingml/2006/main" xmlns:w14="http://schemas.microsoft.com/office/word/2010/wordml" xmlns:w15="http://schemas.microsoft.com/office/word/2012/wordml" xmlns:w16cex="http://schemas.microsoft.com/office/word/2018/wordml/cex" xmlns:w16cid="http://schemas.microsoft.com/office/word/2016/wordml/cid" xmlns:w16="http://schemas.microsoft.com/office/word/2018/wordml" xmlns:w16du="http://schemas.microsoft.com/office/word/2023/wordml/word16du" xmlns:w16sdtdh="http://schemas.microsoft.com/office/word/2020/wordml/sdtdatahash" xmlns:w16sdtfl="http://schemas.microsoft.com/office/word/2024/wordml/sdtformatlock" xmlns:w16se="http://schemas.microsoft.com/office/word/2015/wordml/symex" xmlns:wpg="http://schemas.microsoft.com/office/word/2010/wordprocessingGroup" xmlns:wpi="http://schemas.microsoft.com/office/word/2010/wordprocessingInk" xmlns:wne="http://schemas.microsoft.com/office/word/2006/wordml" xmlns:wps="http://schemas.microsoft.com/office/word/2010/wordprocessingShape" mc:Ignorable="w14 w15 w16se w16cid w16 w16cex w16sdtdh w16sdtfl w16du wp14">
   <w:endnote w:type="separator" w:id="-1">
     <w:p>
       <w:pPr>
@@ -666,7 +702,7 @@
 </file>
 
 <file path=word/footer1.xml><?xml version="1.0" encoding="utf-8"?>
-<w:ftr xmlns:wpc="http://schemas.microsoft.com/office/word/2010/wordprocessingCanvas" xmlns:cx="http://schemas.microsoft.com/office/drawing/2014/chartex" xmlns:cx1="http://schemas.microsoft.com/office/drawing/2015/9/8/chartex" xmlns:cx2="http://schemas.microsoft.com/office/drawing/2015/10/21/chartex" xmlns:cx3="http://schemas.microsoft.com/office/drawing/2016/5/9/chartex" xmlns:cx4="http://schemas.microsoft.com/office/drawing/2016/5/10/chartex" xmlns:cx5="http://schemas.microsoft.com/office/drawing/2016/5/11/chartex" xmlns:cx6="http://schemas.microsoft.com/office/drawing/2016/5/12/chartex" xmlns:cx7="http://schemas.microsoft.com/office/drawing/2016/5/13/chartex" xmlns:cx8="http://schemas.microsoft.com/office/drawing/2016/5/14/chartex" xmlns:mc="http://schemas.openxmlformats.org/markup-compatibility/2006" xmlns:aink="http://schemas.microsoft.com/office/drawing/2016/ink" xmlns:am3d="http://schemas.microsoft.com/office/drawing/2017/model3d" xmlns:o="urn:schemas-microsoft-com:office:office" xmlns:oel="http://schemas.microsoft.com/office/2019/extlst" xmlns:r="http://schemas.openxmlformats.org/officeDocument/2006/relationships" xmlns:m="http://schemas.openxmlformats.org/officeDocument/2006/math" xmlns:v="urn:schemas-microsoft-com:vml" xmlns:wp14="http://schemas.microsoft.com/office/word/2010/wordprocessingDrawing" xmlns:wp="http://schemas.openxmlformats.org/drawingml/2006/wordprocessingDrawing" xmlns:w10="urn:schemas-microsoft-com:office:word" xmlns:w="http://schemas.openxmlformats.org/wordprocessingml/2006/main" xmlns:w14="http://schemas.microsoft.com/office/word/2010/wordml" xmlns:w15="http://schemas.microsoft.com/office/word/2012/wordml" xmlns:w16cex="http://schemas.microsoft.com/office/word/2018/wordml/cex" xmlns:w16cid="http://schemas.microsoft.com/office/word/2016/wordml/cid" xmlns:w16="http://schemas.microsoft.com/office/word/2018/wordml" xmlns:w16sdtdh="http://schemas.microsoft.com/office/word/2020/wordml/sdtdatahash" xmlns:w16se="http://schemas.microsoft.com/office/word/2015/wordml/symex" xmlns:wpg="http://schemas.microsoft.com/office/word/2010/wordprocessingGroup" xmlns:wpi="http://schemas.microsoft.com/office/word/2010/wordprocessingInk" xmlns:wne="http://schemas.microsoft.com/office/word/2006/wordml" xmlns:wps="http://schemas.microsoft.com/office/word/2010/wordprocessingShape" mc:Ignorable="w14 w15 w16se w16cid w16 w16cex w16sdtdh wp14">
+<w:ftr xmlns:wpc="http://schemas.microsoft.com/office/word/2010/wordprocessingCanvas" xmlns:cx="http://schemas.microsoft.com/office/drawing/2014/chartex" xmlns:cx1="http://schemas.microsoft.com/office/drawing/2015/9/8/chartex" xmlns:cx2="http://schemas.microsoft.com/office/drawing/2015/10/21/chartex" xmlns:cx3="http://schemas.microsoft.com/office/drawing/2016/5/9/chartex" xmlns:cx4="http://schemas.microsoft.com/office/drawing/2016/5/10/chartex" xmlns:cx5="http://schemas.microsoft.com/office/drawing/2016/5/11/chartex" xmlns:cx6="http://schemas.microsoft.com/office/drawing/2016/5/12/chartex" xmlns:cx7="http://schemas.microsoft.com/office/drawing/2016/5/13/chartex" xmlns:cx8="http://schemas.microsoft.com/office/drawing/2016/5/14/chartex" xmlns:mc="http://schemas.openxmlformats.org/markup-compatibility/2006" xmlns:aink="http://schemas.microsoft.com/office/drawing/2016/ink" xmlns:am3d="http://schemas.microsoft.com/office/drawing/2017/model3d" xmlns:o="urn:schemas-microsoft-com:office:office" xmlns:oel="http://schemas.microsoft.com/office/2019/extlst" xmlns:r="http://schemas.openxmlformats.org/officeDocument/2006/relationships" xmlns:m="http://schemas.openxmlformats.org/officeDocument/2006/math" xmlns:v="urn:schemas-microsoft-com:vml" xmlns:wp14="http://schemas.microsoft.com/office/word/2010/wordprocessingDrawing" xmlns:wp="http://schemas.openxmlformats.org/drawingml/2006/wordprocessingDrawing" xmlns:w10="urn:schemas-microsoft-com:office:word" xmlns:w="http://schemas.openxmlformats.org/wordprocessingml/2006/main" xmlns:w14="http://schemas.microsoft.com/office/word/2010/wordml" xmlns:w15="http://schemas.microsoft.com/office/word/2012/wordml" xmlns:w16cex="http://schemas.microsoft.com/office/word/2018/wordml/cex" xmlns:w16cid="http://schemas.microsoft.com/office/word/2016/wordml/cid" xmlns:w16="http://schemas.microsoft.com/office/word/2018/wordml" xmlns:w16du="http://schemas.microsoft.com/office/word/2023/wordml/word16du" xmlns:w16sdtdh="http://schemas.microsoft.com/office/word/2020/wordml/sdtdatahash" xmlns:w16sdtfl="http://schemas.microsoft.com/office/word/2024/wordml/sdtformatlock" xmlns:w16se="http://schemas.microsoft.com/office/word/2015/wordml/symex" xmlns:wpg="http://schemas.microsoft.com/office/word/2010/wordprocessingGroup" xmlns:wpi="http://schemas.microsoft.com/office/word/2010/wordprocessingInk" xmlns:wne="http://schemas.microsoft.com/office/word/2006/wordml" xmlns:wps="http://schemas.microsoft.com/office/word/2010/wordprocessingShape" mc:Ignorable="w14 w15 w16se w16cid w16 w16cex w16sdtdh w16sdtfl w16du wp14">
   <w:p>
     <w:pPr>
       <w:pStyle w:val="Footer"/>
@@ -676,7 +712,7 @@
 </file>
 
 <file path=word/footer2.xml><?xml version="1.0" encoding="utf-8"?>
-<w:ftr xmlns:wpc="http://schemas.microsoft.com/office/word/2010/wordprocessingCanvas" xmlns:cx="http://schemas.microsoft.com/office/drawing/2014/chartex" xmlns:cx1="http://schemas.microsoft.com/office/drawing/2015/9/8/chartex" xmlns:cx2="http://schemas.microsoft.com/office/drawing/2015/10/21/chartex" xmlns:cx3="http://schemas.microsoft.com/office/drawing/2016/5/9/chartex" xmlns:cx4="http://schemas.microsoft.com/office/drawing/2016/5/10/chartex" xmlns:cx5="http://schemas.microsoft.com/office/drawing/2016/5/11/chartex" xmlns:cx6="http://schemas.microsoft.com/office/drawing/2016/5/12/chartex" xmlns:cx7="http://schemas.microsoft.com/office/drawing/2016/5/13/chartex" xmlns:cx8="http://schemas.microsoft.com/office/drawing/2016/5/14/chartex" xmlns:mc="http://schemas.openxmlformats.org/markup-compatibility/2006" xmlns:aink="http://schemas.microsoft.com/office/drawing/2016/ink" xmlns:am3d="http://schemas.microsoft.com/office/drawing/2017/model3d" xmlns:o="urn:schemas-microsoft-com:office:office" xmlns:oel="http://schemas.microsoft.com/office/2019/extlst" xmlns:r="http://schemas.openxmlformats.org/officeDocument/2006/relationships" xmlns:m="http://schemas.openxmlformats.org/officeDocument/2006/math" xmlns:v="urn:schemas-microsoft-com:vml" xmlns:wp14="http://schemas.microsoft.com/office/word/2010/wordprocessingDrawing" xmlns:wp="http://schemas.openxmlformats.org/drawingml/2006/wordprocessingDrawing" xmlns:w10="urn:schemas-microsoft-com:office:word" xmlns:w="http://schemas.openxmlformats.org/wordprocessingml/2006/main" xmlns:w14="http://schemas.microsoft.com/office/word/2010/wordml" xmlns:w15="http://schemas.microsoft.com/office/word/2012/wordml" xmlns:w16cex="http://schemas.microsoft.com/office/word/2018/wordml/cex" xmlns:w16cid="http://schemas.microsoft.com/office/word/2016/wordml/cid" xmlns:w16="http://schemas.microsoft.com/office/word/2018/wordml" xmlns:w16sdtdh="http://schemas.microsoft.com/office/word/2020/wordml/sdtdatahash" xmlns:w16se="http://schemas.microsoft.com/office/word/2015/wordml/symex" xmlns:wpg="http://schemas.microsoft.com/office/word/2010/wordprocessingGroup" xmlns:wpi="http://schemas.microsoft.com/office/word/2010/wordprocessingInk" xmlns:wne="http://schemas.microsoft.com/office/word/2006/wordml" xmlns:wps="http://schemas.microsoft.com/office/word/2010/wordprocessingShape" mc:Ignorable="w14 w15 w16se w16cid w16 w16cex w16sdtdh wp14">
+<w:ftr xmlns:wpc="http://schemas.microsoft.com/office/word/2010/wordprocessingCanvas" xmlns:cx="http://schemas.microsoft.com/office/drawing/2014/chartex" xmlns:cx1="http://schemas.microsoft.com/office/drawing/2015/9/8/chartex" xmlns:cx2="http://schemas.microsoft.com/office/drawing/2015/10/21/chartex" xmlns:cx3="http://schemas.microsoft.com/office/drawing/2016/5/9/chartex" xmlns:cx4="http://schemas.microsoft.com/office/drawing/2016/5/10/chartex" xmlns:cx5="http://schemas.microsoft.com/office/drawing/2016/5/11/chartex" xmlns:cx6="http://schemas.microsoft.com/office/drawing/2016/5/12/chartex" xmlns:cx7="http://schemas.microsoft.com/office/drawing/2016/5/13/chartex" xmlns:cx8="http://schemas.microsoft.com/office/drawing/2016/5/14/chartex" xmlns:mc="http://schemas.openxmlformats.org/markup-compatibility/2006" xmlns:aink="http://schemas.microsoft.com/office/drawing/2016/ink" xmlns:am3d="http://schemas.microsoft.com/office/drawing/2017/model3d" xmlns:o="urn:schemas-microsoft-com:office:office" xmlns:oel="http://schemas.microsoft.com/office/2019/extlst" xmlns:r="http://schemas.openxmlformats.org/officeDocument/2006/relationships" xmlns:m="http://schemas.openxmlformats.org/officeDocument/2006/math" xmlns:v="urn:schemas-microsoft-com:vml" xmlns:wp14="http://schemas.microsoft.com/office/word/2010/wordprocessingDrawing" xmlns:wp="http://schemas.openxmlformats.org/drawingml/2006/wordprocessingDrawing" xmlns:w10="urn:schemas-microsoft-com:office:word" xmlns:w="http://schemas.openxmlformats.org/wordprocessingml/2006/main" xmlns:w14="http://schemas.microsoft.com/office/word/2010/wordml" xmlns:w15="http://schemas.microsoft.com/office/word/2012/wordml" xmlns:w16cex="http://schemas.microsoft.com/office/word/2018/wordml/cex" xmlns:w16cid="http://schemas.microsoft.com/office/word/2016/wordml/cid" xmlns:w16="http://schemas.microsoft.com/office/word/2018/wordml" xmlns:w16du="http://schemas.microsoft.com/office/word/2023/wordml/word16du" xmlns:w16sdtdh="http://schemas.microsoft.com/office/word/2020/wordml/sdtdatahash" xmlns:w16sdtfl="http://schemas.microsoft.com/office/word/2024/wordml/sdtformatlock" xmlns:w16se="http://schemas.microsoft.com/office/word/2015/wordml/symex" xmlns:wpg="http://schemas.microsoft.com/office/word/2010/wordprocessingGroup" xmlns:wpi="http://schemas.microsoft.com/office/word/2010/wordprocessingInk" xmlns:wne="http://schemas.microsoft.com/office/word/2006/wordml" xmlns:wps="http://schemas.microsoft.com/office/word/2010/wordprocessingShape" mc:Ignorable="w14 w15 w16se w16cid w16 w16cex w16sdtdh w16sdtfl w16du wp14">
   <w:p>
     <w:pPr>
       <w:pStyle w:val="Footer"/>
@@ -686,7 +722,7 @@
 </file>
 
 <file path=word/footer3.xml><?xml version="1.0" encoding="utf-8"?>
-<w:ftr xmlns:wpc="http://schemas.microsoft.com/office/word/2010/wordprocessingCanvas" xmlns:cx="http://schemas.microsoft.com/office/drawing/2014/chartex" xmlns:cx1="http://schemas.microsoft.com/office/drawing/2015/9/8/chartex" xmlns:cx2="http://schemas.microsoft.com/office/drawing/2015/10/21/chartex" xmlns:cx3="http://schemas.microsoft.com/office/drawing/2016/5/9/chartex" xmlns:cx4="http://schemas.microsoft.com/office/drawing/2016/5/10/chartex" xmlns:cx5="http://schemas.microsoft.com/office/drawing/2016/5/11/chartex" xmlns:cx6="http://schemas.microsoft.com/office/drawing/2016/5/12/chartex" xmlns:cx7="http://schemas.microsoft.com/office/drawing/2016/5/13/chartex" xmlns:cx8="http://schemas.microsoft.com/office/drawing/2016/5/14/chartex" xmlns:mc="http://schemas.openxmlformats.org/markup-compatibility/2006" xmlns:aink="http://schemas.microsoft.com/office/drawing/2016/ink" xmlns:am3d="http://schemas.microsoft.com/office/drawing/2017/model3d" xmlns:o="urn:schemas-microsoft-com:office:office" xmlns:oel="http://schemas.microsoft.com/office/2019/extlst" xmlns:r="http://schemas.openxmlformats.org/officeDocument/2006/relationships" xmlns:m="http://schemas.openxmlformats.org/officeDocument/2006/math" xmlns:v="urn:schemas-microsoft-com:vml" xmlns:wp14="http://schemas.microsoft.com/office/word/2010/wordprocessingDrawing" xmlns:wp="http://schemas.openxmlformats.org/drawingml/2006/wordprocessingDrawing" xmlns:w10="urn:schemas-microsoft-com:office:word" xmlns:w="http://schemas.openxmlformats.org/wordprocessingml/2006/main" xmlns:w14="http://schemas.microsoft.com/office/word/2010/wordml" xmlns:w15="http://schemas.microsoft.com/office/word/2012/wordml" xmlns:w16cex="http://schemas.microsoft.com/office/word/2018/wordml/cex" xmlns:w16cid="http://schemas.microsoft.com/office/word/2016/wordml/cid" xmlns:w16="http://schemas.microsoft.com/office/word/2018/wordml" xmlns:w16sdtdh="http://schemas.microsoft.com/office/word/2020/wordml/sdtdatahash" xmlns:w16se="http://schemas.microsoft.com/office/word/2015/wordml/symex" xmlns:wpg="http://schemas.microsoft.com/office/word/2010/wordprocessingGroup" xmlns:wpi="http://schemas.microsoft.com/office/word/2010/wordprocessingInk" xmlns:wne="http://schemas.microsoft.com/office/word/2006/wordml" xmlns:wps="http://schemas.microsoft.com/office/word/2010/wordprocessingShape" mc:Ignorable="w14 w15 w16se w16cid w16 w16cex w16sdtdh wp14">
+<w:ftr xmlns:wpc="http://schemas.microsoft.com/office/word/2010/wordprocessingCanvas" xmlns:cx="http://schemas.microsoft.com/office/drawing/2014/chartex" xmlns:cx1="http://schemas.microsoft.com/office/drawing/2015/9/8/chartex" xmlns:cx2="http://schemas.microsoft.com/office/drawing/2015/10/21/chartex" xmlns:cx3="http://schemas.microsoft.com/office/drawing/2016/5/9/chartex" xmlns:cx4="http://schemas.microsoft.com/office/drawing/2016/5/10/chartex" xmlns:cx5="http://schemas.microsoft.com/office/drawing/2016/5/11/chartex" xmlns:cx6="http://schemas.microsoft.com/office/drawing/2016/5/12/chartex" xmlns:cx7="http://schemas.microsoft.com/office/drawing/2016/5/13/chartex" xmlns:cx8="http://schemas.microsoft.com/office/drawing/2016/5/14/chartex" xmlns:mc="http://schemas.openxmlformats.org/markup-compatibility/2006" xmlns:aink="http://schemas.microsoft.com/office/drawing/2016/ink" xmlns:am3d="http://schemas.microsoft.com/office/drawing/2017/model3d" xmlns:o="urn:schemas-microsoft-com:office:office" xmlns:oel="http://schemas.microsoft.com/office/2019/extlst" xmlns:r="http://schemas.openxmlformats.org/officeDocument/2006/relationships" xmlns:m="http://schemas.openxmlformats.org/officeDocument/2006/math" xmlns:v="urn:schemas-microsoft-com:vml" xmlns:wp14="http://schemas.microsoft.com/office/word/2010/wordprocessingDrawing" xmlns:wp="http://schemas.openxmlformats.org/drawingml/2006/wordprocessingDrawing" xmlns:w10="urn:schemas-microsoft-com:office:word" xmlns:w="http://schemas.openxmlformats.org/wordprocessingml/2006/main" xmlns:w14="http://schemas.microsoft.com/office/word/2010/wordml" xmlns:w15="http://schemas.microsoft.com/office/word/2012/wordml" xmlns:w16cex="http://schemas.microsoft.com/office/word/2018/wordml/cex" xmlns:w16cid="http://schemas.microsoft.com/office/word/2016/wordml/cid" xmlns:w16="http://schemas.microsoft.com/office/word/2018/wordml" xmlns:w16du="http://schemas.microsoft.com/office/word/2023/wordml/word16du" xmlns:w16sdtdh="http://schemas.microsoft.com/office/word/2020/wordml/sdtdatahash" xmlns:w16sdtfl="http://schemas.microsoft.com/office/word/2024/wordml/sdtformatlock" xmlns:w16se="http://schemas.microsoft.com/office/word/2015/wordml/symex" xmlns:wpg="http://schemas.microsoft.com/office/word/2010/wordprocessingGroup" xmlns:wpi="http://schemas.microsoft.com/office/word/2010/wordprocessingInk" xmlns:wne="http://schemas.microsoft.com/office/word/2006/wordml" xmlns:wps="http://schemas.microsoft.com/office/word/2010/wordprocessingShape" mc:Ignorable="w14 w15 w16se w16cid w16 w16cex w16sdtdh w16sdtfl w16du wp14">
   <w:p>
     <w:pPr>
       <w:pStyle w:val="Footer"/>
@@ -696,7 +732,7 @@
 </file>
 
 <file path=word/footnotes.xml><?xml version="1.0" encoding="utf-8"?>
-<w:footnotes xmlns:wpc="http://schemas.microsoft.com/office/word/2010/wordprocessingCanvas" xmlns:cx="http://schemas.microsoft.com/office/drawing/2014/chartex" xmlns:cx1="http://schemas.microsoft.com/office/drawing/2015/9/8/chartex" xmlns:cx2="http://schemas.microsoft.com/office/drawing/2015/10/21/chartex" xmlns:cx3="http://schemas.microsoft.com/office/drawing/2016/5/9/chartex" xmlns:cx4="http://schemas.microsoft.com/office/drawing/2016/5/10/chartex" xmlns:cx5="http://schemas.microsoft.com/office/drawing/2016/5/11/chartex" xmlns:cx6="http://schemas.microsoft.com/office/drawing/2016/5/12/chartex" xmlns:cx7="http://schemas.microsoft.com/office/drawing/2016/5/13/chartex" xmlns:cx8="http://schemas.microsoft.com/office/drawing/2016/5/14/chartex" xmlns:mc="http://schemas.openxmlformats.org/markup-compatibility/2006" xmlns:aink="http://schemas.microsoft.com/office/drawing/2016/ink" xmlns:am3d="http://schemas.microsoft.com/office/drawing/2017/model3d" xmlns:o="urn:schemas-microsoft-com:office:office" xmlns:oel="http://schemas.microsoft.com/office/2019/extlst" xmlns:r="http://schemas.openxmlformats.org/officeDocument/2006/relationships" xmlns:m="http://schemas.openxmlformats.org/officeDocument/2006/math" xmlns:v="urn:schemas-microsoft-com:vml" xmlns:wp14="http://schemas.microsoft.com/office/word/2010/wordprocessingDrawing" xmlns:wp="http://schemas.openxmlformats.org/drawingml/2006/wordprocessingDrawing" xmlns:w10="urn:schemas-microsoft-com:office:word" xmlns:w="http://schemas.openxmlformats.org/wordprocessingml/2006/main" xmlns:w14="http://schemas.microsoft.com/office/word/2010/wordml" xmlns:w15="http://schemas.microsoft.com/office/word/2012/wordml" xmlns:w16cex="http://schemas.microsoft.com/office/word/2018/wordml/cex" xmlns:w16cid="http://schemas.microsoft.com/office/word/2016/wordml/cid" xmlns:w16="http://schemas.microsoft.com/office/word/2018/wordml" xmlns:w16sdtdh="http://schemas.microsoft.com/office/word/2020/wordml/sdtdatahash" xmlns:w16se="http://schemas.microsoft.com/office/word/2015/wordml/symex" xmlns:wpg="http://schemas.microsoft.com/office/word/2010/wordprocessingGroup" xmlns:wpi="http://schemas.microsoft.com/office/word/2010/wordprocessingInk" xmlns:wne="http://schemas.microsoft.com/office/word/2006/wordml" xmlns:wps="http://schemas.microsoft.com/office/word/2010/wordprocessingShape" mc:Ignorable="w14 w15 w16se w16cid w16 w16cex w16sdtdh wp14">
+<w:footnotes xmlns:wpc="http://schemas.microsoft.com/office/word/2010/wordprocessingCanvas" xmlns:cx="http://schemas.microsoft.com/office/drawing/2014/chartex" xmlns:cx1="http://schemas.microsoft.com/office/drawing/2015/9/8/chartex" xmlns:cx2="http://schemas.microsoft.com/office/drawing/2015/10/21/chartex" xmlns:cx3="http://schemas.microsoft.com/office/drawing/2016/5/9/chartex" xmlns:cx4="http://schemas.microsoft.com/office/drawing/2016/5/10/chartex" xmlns:cx5="http://schemas.microsoft.com/office/drawing/2016/5/11/chartex" xmlns:cx6="http://schemas.microsoft.com/office/drawing/2016/5/12/chartex" xmlns:cx7="http://schemas.microsoft.com/office/drawing/2016/5/13/chartex" xmlns:cx8="http://schemas.microsoft.com/office/drawing/2016/5/14/chartex" xmlns:mc="http://schemas.openxmlformats.org/markup-compatibility/2006" xmlns:aink="http://schemas.microsoft.com/office/drawing/2016/ink" xmlns:am3d="http://schemas.microsoft.com/office/drawing/2017/model3d" xmlns:o="urn:schemas-microsoft-com:office:office" xmlns:oel="http://schemas.microsoft.com/office/2019/extlst" xmlns:r="http://schemas.openxmlformats.org/officeDocument/2006/relationships" xmlns:m="http://schemas.openxmlformats.org/officeDocument/2006/math" xmlns:v="urn:schemas-microsoft-com:vml" xmlns:wp14="http://schemas.microsoft.com/office/word/2010/wordprocessingDrawing" xmlns:wp="http://schemas.openxmlformats.org/drawingml/2006/wordprocessingDrawing" xmlns:w10="urn:schemas-microsoft-com:office:word" xmlns:w="http://schemas.openxmlformats.org/wordprocessingml/2006/main" xmlns:w14="http://schemas.microsoft.com/office/word/2010/wordml" xmlns:w15="http://schemas.microsoft.com/office/word/2012/wordml" xmlns:w16cex="http://schemas.microsoft.com/office/word/2018/wordml/cex" xmlns:w16cid="http://schemas.microsoft.com/office/word/2016/wordml/cid" xmlns:w16="http://schemas.microsoft.com/office/word/2018/wordml" xmlns:w16du="http://schemas.microsoft.com/office/word/2023/wordml/word16du" xmlns:w16sdtdh="http://schemas.microsoft.com/office/word/2020/wordml/sdtdatahash" xmlns:w16sdtfl="http://schemas.microsoft.com/office/word/2024/wordml/sdtformatlock" xmlns:w16se="http://schemas.microsoft.com/office/word/2015/wordml/symex" xmlns:wpg="http://schemas.microsoft.com/office/word/2010/wordprocessingGroup" xmlns:wpi="http://schemas.microsoft.com/office/word/2010/wordprocessingInk" xmlns:wne="http://schemas.microsoft.com/office/word/2006/wordml" xmlns:wps="http://schemas.microsoft.com/office/word/2010/wordprocessingShape" mc:Ignorable="w14 w15 w16se w16cid w16 w16cex w16sdtdh w16sdtfl w16du wp14">
   <w:footnote w:type="separator" w:id="-1">
     <w:p>
       <w:pPr>
@@ -721,7 +757,7 @@
 </file>
 
 <file path=word/header1.xml><?xml version="1.0" encoding="utf-8"?>
-<w:hdr xmlns:wpc="http://schemas.microsoft.com/office/word/2010/wordprocessingCanvas" xmlns:cx="http://schemas.microsoft.com/office/drawing/2014/chartex" xmlns:cx1="http://schemas.microsoft.com/office/drawing/2015/9/8/chartex" xmlns:cx2="http://schemas.microsoft.com/office/drawing/2015/10/21/chartex" xmlns:cx3="http://schemas.microsoft.com/office/drawing/2016/5/9/chartex" xmlns:cx4="http://schemas.microsoft.com/office/drawing/2016/5/10/chartex" xmlns:cx5="http://schemas.microsoft.com/office/drawing/2016/5/11/chartex" xmlns:cx6="http://schemas.microsoft.com/office/drawing/2016/5/12/chartex" xmlns:cx7="http://schemas.microsoft.com/office/drawing/2016/5/13/chartex" xmlns:cx8="http://schemas.microsoft.com/office/drawing/2016/5/14/chartex" xmlns:mc="http://schemas.openxmlformats.org/markup-compatibility/2006" xmlns:aink="http://schemas.microsoft.com/office/drawing/2016/ink" xmlns:am3d="http://schemas.microsoft.com/office/drawing/2017/model3d" xmlns:o="urn:schemas-microsoft-com:office:office" xmlns:oel="http://schemas.microsoft.com/office/2019/extlst" xmlns:r="http://schemas.openxmlformats.org/officeDocument/2006/relationships" xmlns:m="http://schemas.openxmlformats.org/officeDocument/2006/math" xmlns:v="urn:schemas-microsoft-com:vml" xmlns:wp14="http://schemas.microsoft.com/office/word/2010/wordprocessingDrawing" xmlns:wp="http://schemas.openxmlformats.org/drawingml/2006/wordprocessingDrawing" xmlns:w10="urn:schemas-microsoft-com:office:word" xmlns:w="http://schemas.openxmlformats.org/wordprocessingml/2006/main" xmlns:w14="http://schemas.microsoft.com/office/word/2010/wordml" xmlns:w15="http://schemas.microsoft.com/office/word/2012/wordml" xmlns:w16cex="http://schemas.microsoft.com/office/word/2018/wordml/cex" xmlns:w16cid="http://schemas.microsoft.com/office/word/2016/wordml/cid" xmlns:w16="http://schemas.microsoft.com/office/word/2018/wordml" xmlns:w16sdtdh="http://schemas.microsoft.com/office/word/2020/wordml/sdtdatahash" xmlns:w16se="http://schemas.microsoft.com/office/word/2015/wordml/symex" xmlns:wpg="http://schemas.microsoft.com/office/word/2010/wordprocessingGroup" xmlns:wpi="http://schemas.microsoft.com/office/word/2010/wordprocessingInk" xmlns:wne="http://schemas.microsoft.com/office/word/2006/wordml" xmlns:wps="http://schemas.microsoft.com/office/word/2010/wordprocessingShape" mc:Ignorable="w14 w15 w16se w16cid w16 w16cex w16sdtdh wp14">
+<w:hdr xmlns:wpc="http://schemas.microsoft.com/office/word/2010/wordprocessingCanvas" xmlns:cx="http://schemas.microsoft.com/office/drawing/2014/chartex" xmlns:cx1="http://schemas.microsoft.com/office/drawing/2015/9/8/chartex" xmlns:cx2="http://schemas.microsoft.com/office/drawing/2015/10/21/chartex" xmlns:cx3="http://schemas.microsoft.com/office/drawing/2016/5/9/chartex" xmlns:cx4="http://schemas.microsoft.com/office/drawing/2016/5/10/chartex" xmlns:cx5="http://schemas.microsoft.com/office/drawing/2016/5/11/chartex" xmlns:cx6="http://schemas.microsoft.com/office/drawing/2016/5/12/chartex" xmlns:cx7="http://schemas.microsoft.com/office/drawing/2016/5/13/chartex" xmlns:cx8="http://schemas.microsoft.com/office/drawing/2016/5/14/chartex" xmlns:mc="http://schemas.openxmlformats.org/markup-compatibility/2006" xmlns:aink="http://schemas.microsoft.com/office/drawing/2016/ink" xmlns:am3d="http://schemas.microsoft.com/office/drawing/2017/model3d" xmlns:o="urn:schemas-microsoft-com:office:office" xmlns:oel="http://schemas.microsoft.com/office/2019/extlst" xmlns:r="http://schemas.openxmlformats.org/officeDocument/2006/relationships" xmlns:m="http://schemas.openxmlformats.org/officeDocument/2006/math" xmlns:v="urn:schemas-microsoft-com:vml" xmlns:wp14="http://schemas.microsoft.com/office/word/2010/wordprocessingDrawing" xmlns:wp="http://schemas.openxmlformats.org/drawingml/2006/wordprocessingDrawing" xmlns:w10="urn:schemas-microsoft-com:office:word" xmlns:w="http://schemas.openxmlformats.org/wordprocessingml/2006/main" xmlns:w14="http://schemas.microsoft.com/office/word/2010/wordml" xmlns:w15="http://schemas.microsoft.com/office/word/2012/wordml" xmlns:w16cex="http://schemas.microsoft.com/office/word/2018/wordml/cex" xmlns:w16cid="http://schemas.microsoft.com/office/word/2016/wordml/cid" xmlns:w16="http://schemas.microsoft.com/office/word/2018/wordml" xmlns:w16du="http://schemas.microsoft.com/office/word/2023/wordml/word16du" xmlns:w16sdtdh="http://schemas.microsoft.com/office/word/2020/wordml/sdtdatahash" xmlns:w16sdtfl="http://schemas.microsoft.com/office/word/2024/wordml/sdtformatlock" xmlns:w16se="http://schemas.microsoft.com/office/word/2015/wordml/symex" xmlns:wpg="http://schemas.microsoft.com/office/word/2010/wordprocessingGroup" xmlns:wpi="http://schemas.microsoft.com/office/word/2010/wordprocessingInk" xmlns:wne="http://schemas.microsoft.com/office/word/2006/wordml" xmlns:wps="http://schemas.microsoft.com/office/word/2010/wordprocessingShape" mc:Ignorable="w14 w15 w16se w16cid w16 w16cex w16sdtdh w16sdtfl w16du wp14">
   <w:p>
     <w:pPr>
       <w:pStyle w:val="Header"/>
@@ -731,7 +767,7 @@
 </file>
 
 <file path=word/header2.xml><?xml version="1.0" encoding="utf-8"?>
-<w:hdr xmlns:wpc="http://schemas.microsoft.com/office/word/2010/wordprocessingCanvas" xmlns:cx="http://schemas.microsoft.com/office/drawing/2014/chartex" xmlns:cx1="http://schemas.microsoft.com/office/drawing/2015/9/8/chartex" xmlns:cx2="http://schemas.microsoft.com/office/drawing/2015/10/21/chartex" xmlns:cx3="http://schemas.microsoft.com/office/drawing/2016/5/9/chartex" xmlns:cx4="http://schemas.microsoft.com/office/drawing/2016/5/10/chartex" xmlns:cx5="http://schemas.microsoft.com/office/drawing/2016/5/11/chartex" xmlns:cx6="http://schemas.microsoft.com/office/drawing/2016/5/12/chartex" xmlns:cx7="http://schemas.microsoft.com/office/drawing/2016/5/13/chartex" xmlns:cx8="http://schemas.microsoft.com/office/drawing/2016/5/14/chartex" xmlns:mc="http://schemas.openxmlformats.org/markup-compatibility/2006" xmlns:aink="http://schemas.microsoft.com/office/drawing/2016/ink" xmlns:am3d="http://schemas.microsoft.com/office/drawing/2017/model3d" xmlns:o="urn:schemas-microsoft-com:office:office" xmlns:oel="http://schemas.microsoft.com/office/2019/extlst" xmlns:r="http://schemas.openxmlformats.org/officeDocument/2006/relationships" xmlns:m="http://schemas.openxmlformats.org/officeDocument/2006/math" xmlns:v="urn:schemas-microsoft-com:vml" xmlns:wp14="http://schemas.microsoft.com/office/word/2010/wordprocessingDrawing" xmlns:wp="http://schemas.openxmlformats.org/drawingml/2006/wordprocessingDrawing" xmlns:w10="urn:schemas-microsoft-com:office:word" xmlns:w="http://schemas.openxmlformats.org/wordprocessingml/2006/main" xmlns:w14="http://schemas.microsoft.com/office/word/2010/wordml" xmlns:w15="http://schemas.microsoft.com/office/word/2012/wordml" xmlns:w16cex="http://schemas.microsoft.com/office/word/2018/wordml/cex" xmlns:w16cid="http://schemas.microsoft.com/office/word/2016/wordml/cid" xmlns:w16="http://schemas.microsoft.com/office/word/2018/wordml" xmlns:w16sdtdh="http://schemas.microsoft.com/office/word/2020/wordml/sdtdatahash" xmlns:w16se="http://schemas.microsoft.com/office/word/2015/wordml/symex" xmlns:wpg="http://schemas.microsoft.com/office/word/2010/wordprocessingGroup" xmlns:wpi="http://schemas.microsoft.com/office/word/2010/wordprocessingInk" xmlns:wne="http://schemas.microsoft.com/office/word/2006/wordml" xmlns:wps="http://schemas.microsoft.com/office/word/2010/wordprocessingShape" mc:Ignorable="w14 w15 w16se w16cid w16 w16cex w16sdtdh wp14">
+<w:hdr xmlns:wpc="http://schemas.microsoft.com/office/word/2010/wordprocessingCanvas" xmlns:cx="http://schemas.microsoft.com/office/drawing/2014/chartex" xmlns:cx1="http://schemas.microsoft.com/office/drawing/2015/9/8/chartex" xmlns:cx2="http://schemas.microsoft.com/office/drawing/2015/10/21/chartex" xmlns:cx3="http://schemas.microsoft.com/office/drawing/2016/5/9/chartex" xmlns:cx4="http://schemas.microsoft.com/office/drawing/2016/5/10/chartex" xmlns:cx5="http://schemas.microsoft.com/office/drawing/2016/5/11/chartex" xmlns:cx6="http://schemas.microsoft.com/office/drawing/2016/5/12/chartex" xmlns:cx7="http://schemas.microsoft.com/office/drawing/2016/5/13/chartex" xmlns:cx8="http://schemas.microsoft.com/office/drawing/2016/5/14/chartex" xmlns:mc="http://schemas.openxmlformats.org/markup-compatibility/2006" xmlns:aink="http://schemas.microsoft.com/office/drawing/2016/ink" xmlns:am3d="http://schemas.microsoft.com/office/drawing/2017/model3d" xmlns:o="urn:schemas-microsoft-com:office:office" xmlns:oel="http://schemas.microsoft.com/office/2019/extlst" xmlns:r="http://schemas.openxmlformats.org/officeDocument/2006/relationships" xmlns:m="http://schemas.openxmlformats.org/officeDocument/2006/math" xmlns:v="urn:schemas-microsoft-com:vml" xmlns:wp14="http://schemas.microsoft.com/office/word/2010/wordprocessingDrawing" xmlns:wp="http://schemas.openxmlformats.org/drawingml/2006/wordprocessingDrawing" xmlns:w10="urn:schemas-microsoft-com:office:word" xmlns:w="http://schemas.openxmlformats.org/wordprocessingml/2006/main" xmlns:w14="http://schemas.microsoft.com/office/word/2010/wordml" xmlns:w15="http://schemas.microsoft.com/office/word/2012/wordml" xmlns:w16cex="http://schemas.microsoft.com/office/word/2018/wordml/cex" xmlns:w16cid="http://schemas.microsoft.com/office/word/2016/wordml/cid" xmlns:w16="http://schemas.microsoft.com/office/word/2018/wordml" xmlns:w16du="http://schemas.microsoft.com/office/word/2023/wordml/word16du" xmlns:w16sdtdh="http://schemas.microsoft.com/office/word/2020/wordml/sdtdatahash" xmlns:w16sdtfl="http://schemas.microsoft.com/office/word/2024/wordml/sdtformatlock" xmlns:w16se="http://schemas.microsoft.com/office/word/2015/wordml/symex" xmlns:wpg="http://schemas.microsoft.com/office/word/2010/wordprocessingGroup" xmlns:wpi="http://schemas.microsoft.com/office/word/2010/wordprocessingInk" xmlns:wne="http://schemas.microsoft.com/office/word/2006/wordml" xmlns:wps="http://schemas.microsoft.com/office/word/2010/wordprocessingShape" mc:Ignorable="w14 w15 w16se w16cid w16 w16cex w16sdtdh w16sdtfl w16du wp14">
   <w:p>
     <w:pPr>
       <w:pStyle w:val="Header"/>
@@ -742,7 +778,7 @@
 </file>
 
 <file path=word/header3.xml><?xml version="1.0" encoding="utf-8"?>
-<w:hdr xmlns:wpc="http://schemas.microsoft.com/office/word/2010/wordprocessingCanvas" xmlns:cx="http://schemas.microsoft.com/office/drawing/2014/chartex" xmlns:cx1="http://schemas.microsoft.com/office/drawing/2015/9/8/chartex" xmlns:cx2="http://schemas.microsoft.com/office/drawing/2015/10/21/chartex" xmlns:cx3="http://schemas.microsoft.com/office/drawing/2016/5/9/chartex" xmlns:cx4="http://schemas.microsoft.com/office/drawing/2016/5/10/chartex" xmlns:cx5="http://schemas.microsoft.com/office/drawing/2016/5/11/chartex" xmlns:cx6="http://schemas.microsoft.com/office/drawing/2016/5/12/chartex" xmlns:cx7="http://schemas.microsoft.com/office/drawing/2016/5/13/chartex" xmlns:cx8="http://schemas.microsoft.com/office/drawing/2016/5/14/chartex" xmlns:mc="http://schemas.openxmlformats.org/markup-compatibility/2006" xmlns:aink="http://schemas.microsoft.com/office/drawing/2016/ink" xmlns:am3d="http://schemas.microsoft.com/office/drawing/2017/model3d" xmlns:o="urn:schemas-microsoft-com:office:office" xmlns:oel="http://schemas.microsoft.com/office/2019/extlst" xmlns:r="http://schemas.openxmlformats.org/officeDocument/2006/relationships" xmlns:m="http://schemas.openxmlformats.org/officeDocument/2006/math" xmlns:v="urn:schemas-microsoft-com:vml" xmlns:wp14="http://schemas.microsoft.com/office/word/2010/wordprocessingDrawing" xmlns:wp="http://schemas.openxmlformats.org/drawingml/2006/wordprocessingDrawing" xmlns:w10="urn:schemas-microsoft-com:office:word" xmlns:w="http://schemas.openxmlformats.org/wordprocessingml/2006/main" xmlns:w14="http://schemas.microsoft.com/office/word/2010/wordml" xmlns:w15="http://schemas.microsoft.com/office/word/2012/wordml" xmlns:w16cex="http://schemas.microsoft.com/office/word/2018/wordml/cex" xmlns:w16cid="http://schemas.microsoft.com/office/word/2016/wordml/cid" xmlns:w16="http://schemas.microsoft.com/office/word/2018/wordml" xmlns:w16sdtdh="http://schemas.microsoft.com/office/word/2020/wordml/sdtdatahash" xmlns:w16se="http://schemas.microsoft.com/office/word/2015/wordml/symex" xmlns:wpg="http://schemas.microsoft.com/office/word/2010/wordprocessingGroup" xmlns:wpi="http://schemas.microsoft.com/office/word/2010/wordprocessingInk" xmlns:wne="http://schemas.microsoft.com/office/word/2006/wordml" xmlns:wps="http://schemas.microsoft.com/office/word/2010/wordprocessingShape" mc:Ignorable="w14 w15 w16se w16cid w16 w16cex w16sdtdh wp14">
+<w:hdr xmlns:wpc="http://schemas.microsoft.com/office/word/2010/wordprocessingCanvas" xmlns:cx="http://schemas.microsoft.com/office/drawing/2014/chartex" xmlns:cx1="http://schemas.microsoft.com/office/drawing/2015/9/8/chartex" xmlns:cx2="http://schemas.microsoft.com/office/drawing/2015/10/21/chartex" xmlns:cx3="http://schemas.microsoft.com/office/drawing/2016/5/9/chartex" xmlns:cx4="http://schemas.microsoft.com/office/drawing/2016/5/10/chartex" xmlns:cx5="http://schemas.microsoft.com/office/drawing/2016/5/11/chartex" xmlns:cx6="http://schemas.microsoft.com/office/drawing/2016/5/12/chartex" xmlns:cx7="http://schemas.microsoft.com/office/drawing/2016/5/13/chartex" xmlns:cx8="http://schemas.microsoft.com/office/drawing/2016/5/14/chartex" xmlns:mc="http://schemas.openxmlformats.org/markup-compatibility/2006" xmlns:aink="http://schemas.microsoft.com/office/drawing/2016/ink" xmlns:am3d="http://schemas.microsoft.com/office/drawing/2017/model3d" xmlns:o="urn:schemas-microsoft-com:office:office" xmlns:oel="http://schemas.microsoft.com/office/2019/extlst" xmlns:r="http://schemas.openxmlformats.org/officeDocument/2006/relationships" xmlns:m="http://schemas.openxmlformats.org/officeDocument/2006/math" xmlns:v="urn:schemas-microsoft-com:vml" xmlns:wp14="http://schemas.microsoft.com/office/word/2010/wordprocessingDrawing" xmlns:wp="http://schemas.openxmlformats.org/drawingml/2006/wordprocessingDrawing" xmlns:w10="urn:schemas-microsoft-com:office:word" xmlns:w="http://schemas.openxmlformats.org/wordprocessingml/2006/main" xmlns:w14="http://schemas.microsoft.com/office/word/2010/wordml" xmlns:w15="http://schemas.microsoft.com/office/word/2012/wordml" xmlns:w16cex="http://schemas.microsoft.com/office/word/2018/wordml/cex" xmlns:w16cid="http://schemas.microsoft.com/office/word/2016/wordml/cid" xmlns:w16="http://schemas.microsoft.com/office/word/2018/wordml" xmlns:w16du="http://schemas.microsoft.com/office/word/2023/wordml/word16du" xmlns:w16sdtdh="http://schemas.microsoft.com/office/word/2020/wordml/sdtdatahash" xmlns:w16sdtfl="http://schemas.microsoft.com/office/word/2024/wordml/sdtformatlock" xmlns:w16se="http://schemas.microsoft.com/office/word/2015/wordml/symex" xmlns:wpg="http://schemas.microsoft.com/office/word/2010/wordprocessingGroup" xmlns:wpi="http://schemas.microsoft.com/office/word/2010/wordprocessingInk" xmlns:wne="http://schemas.microsoft.com/office/word/2006/wordml" xmlns:wps="http://schemas.microsoft.com/office/word/2010/wordprocessingShape" mc:Ignorable="w14 w15 w16se w16cid w16 w16cex w16sdtdh w16sdtfl w16du wp14">
   <w:p>
     <w:pPr>
       <w:pStyle w:val="Header"/>
@@ -751,7 +787,7 @@
     <w:r>
       <w:tab/>
       <w:tab/>
-      <w:t>2026-06-17</w:t>
+      <w:t>2026-06-18</w:t>
       <w:br/>
       <w:br/>
     </w:r>
@@ -768,7 +804,7 @@
 </file>
 
 <file path=word/numbering.xml><?xml version="1.0" encoding="utf-8"?>
-<w:numbering xmlns:wpc="http://schemas.microsoft.com/office/word/2010/wordprocessingCanvas" xmlns:cx="http://schemas.microsoft.com/office/drawing/2014/chartex" xmlns:cx1="http://schemas.microsoft.com/office/drawing/2015/9/8/chartex" xmlns:cx2="http://schemas.microsoft.com/office/drawing/2015/10/21/chartex" xmlns:cx3="http://schemas.microsoft.com/office/drawing/2016/5/9/chartex" xmlns:cx4="http://schemas.microsoft.com/office/drawing/2016/5/10/chartex" xmlns:cx5="http://schemas.microsoft.com/office/drawing/2016/5/11/chartex" xmlns:cx6="http://schemas.microsoft.com/office/drawing/2016/5/12/chartex" xmlns:cx7="http://schemas.microsoft.com/office/drawing/2016/5/13/chartex" xmlns:cx8="http://schemas.microsoft.com/office/drawing/2016/5/14/chartex" xmlns:mc="http://schemas.openxmlformats.org/markup-compatibility/2006" xmlns:aink="http://schemas.microsoft.com/office/drawing/2016/ink" xmlns:am3d="http://schemas.microsoft.com/office/drawing/2017/model3d" xmlns:o="urn:schemas-microsoft-com:office:office" xmlns:oel="http://schemas.microsoft.com/office/2019/extlst" xmlns:r="http://schemas.openxmlformats.org/officeDocument/2006/relationships" xmlns:m="http://schemas.openxmlformats.org/officeDocument/2006/math" xmlns:v="urn:schemas-microsoft-com:vml" xmlns:wp14="http://schemas.microsoft.com/office/word/2010/wordprocessingDrawing" xmlns:wp="http://schemas.openxmlformats.org/drawingml/2006/wordprocessingDrawing" xmlns:w10="urn:schemas-microsoft-com:office:word" xmlns:w="http://schemas.openxmlformats.org/wordprocessingml/2006/main" xmlns:w14="http://schemas.microsoft.com/office/word/2010/wordml" xmlns:w15="http://schemas.microsoft.com/office/word/2012/wordml" xmlns:w16cex="http://schemas.microsoft.com/office/word/2018/wordml/cex" xmlns:w16cid="http://schemas.microsoft.com/office/word/2016/wordml/cid" xmlns:w16="http://schemas.microsoft.com/office/word/2018/wordml" xmlns:w16sdtdh="http://schemas.microsoft.com/office/word/2020/wordml/sdtdatahash" xmlns:w16se="http://schemas.microsoft.com/office/word/2015/wordml/symex" xmlns:wpg="http://schemas.microsoft.com/office/word/2010/wordprocessingGroup" xmlns:wpi="http://schemas.microsoft.com/office/word/2010/wordprocessingInk" xmlns:wne="http://schemas.microsoft.com/office/word/2006/wordml" xmlns:wps="http://schemas.microsoft.com/office/word/2010/wordprocessingShape" mc:Ignorable="w14 w15 w16se w16cid w16 w16cex w16sdtdh wp14">
+<w:numbering xmlns:wpc="http://schemas.microsoft.com/office/word/2010/wordprocessingCanvas" xmlns:cx="http://schemas.microsoft.com/office/drawing/2014/chartex" xmlns:cx1="http://schemas.microsoft.com/office/drawing/2015/9/8/chartex" xmlns:cx2="http://schemas.microsoft.com/office/drawing/2015/10/21/chartex" xmlns:cx3="http://schemas.microsoft.com/office/drawing/2016/5/9/chartex" xmlns:cx4="http://schemas.microsoft.com/office/drawing/2016/5/10/chartex" xmlns:cx5="http://schemas.microsoft.com/office/drawing/2016/5/11/chartex" xmlns:cx6="http://schemas.microsoft.com/office/drawing/2016/5/12/chartex" xmlns:cx7="http://schemas.microsoft.com/office/drawing/2016/5/13/chartex" xmlns:cx8="http://schemas.microsoft.com/office/drawing/2016/5/14/chartex" xmlns:mc="http://schemas.openxmlformats.org/markup-compatibility/2006" xmlns:aink="http://schemas.microsoft.com/office/drawing/2016/ink" xmlns:am3d="http://schemas.microsoft.com/office/drawing/2017/model3d" xmlns:o="urn:schemas-microsoft-com:office:office" xmlns:oel="http://schemas.microsoft.com/office/2019/extlst" xmlns:r="http://schemas.openxmlformats.org/officeDocument/2006/relationships" xmlns:m="http://schemas.openxmlformats.org/officeDocument/2006/math" xmlns:v="urn:schemas-microsoft-com:vml" xmlns:wp14="http://schemas.microsoft.com/office/word/2010/wordprocessingDrawing" xmlns:wp="http://schemas.openxmlformats.org/drawingml/2006/wordprocessingDrawing" xmlns:w10="urn:schemas-microsoft-com:office:word" xmlns:w="http://schemas.openxmlformats.org/wordprocessingml/2006/main" xmlns:w14="http://schemas.microsoft.com/office/word/2010/wordml" xmlns:w15="http://schemas.microsoft.com/office/word/2012/wordml" xmlns:w16cex="http://schemas.microsoft.com/office/word/2018/wordml/cex" xmlns:w16cid="http://schemas.microsoft.com/office/word/2016/wordml/cid" xmlns:w16="http://schemas.microsoft.com/office/word/2018/wordml" xmlns:w16du="http://schemas.microsoft.com/office/word/2023/wordml/word16du" xmlns:w16sdtdh="http://schemas.microsoft.com/office/word/2020/wordml/sdtdatahash" xmlns:w16sdtfl="http://schemas.microsoft.com/office/word/2024/wordml/sdtformatlock" xmlns:w16se="http://schemas.microsoft.com/office/word/2015/wordml/symex" xmlns:wpg="http://schemas.microsoft.com/office/word/2010/wordprocessingGroup" xmlns:wpi="http://schemas.microsoft.com/office/word/2010/wordprocessingInk" xmlns:wne="http://schemas.microsoft.com/office/word/2006/wordml" xmlns:wps="http://schemas.microsoft.com/office/word/2010/wordprocessingShape" mc:Ignorable="w14 w15 w16se w16cid w16 w16cex w16sdtdh w16sdtfl w16du wp14">
   <w:abstractNum w:abstractNumId="0" w15:restartNumberingAfterBreak="0">
     <w:nsid w:val="FFFFFF7C"/>
     <w:multiLevelType w:val="singleLevel"/>
@@ -971,7 +1007,7 @@
 </file>
 
 <file path=word/styles.xml><?xml version="1.0" encoding="utf-8"?>
-<w:styles xmlns:mc="http://schemas.openxmlformats.org/markup-compatibility/2006" xmlns:r="http://schemas.openxmlformats.org/officeDocument/2006/relationships" xmlns:w="http://schemas.openxmlformats.org/wordprocessingml/2006/main" xmlns:w14="http://schemas.microsoft.com/office/word/2010/wordml" xmlns:w15="http://schemas.microsoft.com/office/word/2012/wordml" xmlns:w16cex="http://schemas.microsoft.com/office/word/2018/wordml/cex" xmlns:w16cid="http://schemas.microsoft.com/office/word/2016/wordml/cid" xmlns:w16="http://schemas.microsoft.com/office/word/2018/wordml" xmlns:w16sdtdh="http://schemas.microsoft.com/office/word/2020/wordml/sdtdatahash" xmlns:w16se="http://schemas.microsoft.com/office/word/2015/wordml/symex" mc:Ignorable="w14 w15 w16se w16cid w16 w16cex w16sdtdh">
+<w:styles xmlns:mc="http://schemas.openxmlformats.org/markup-compatibility/2006" xmlns:r="http://schemas.openxmlformats.org/officeDocument/2006/relationships" xmlns:w="http://schemas.openxmlformats.org/wordprocessingml/2006/main" xmlns:w14="http://schemas.microsoft.com/office/word/2010/wordml" xmlns:w15="http://schemas.microsoft.com/office/word/2012/wordml" xmlns:w16cex="http://schemas.microsoft.com/office/word/2018/wordml/cex" xmlns:w16cid="http://schemas.microsoft.com/office/word/2016/wordml/cid" xmlns:w16="http://schemas.microsoft.com/office/word/2018/wordml" xmlns:w16du="http://schemas.microsoft.com/office/word/2023/wordml/word16du" xmlns:w16sdtdh="http://schemas.microsoft.com/office/word/2020/wordml/sdtdatahash" xmlns:w16sdtfl="http://schemas.microsoft.com/office/word/2024/wordml/sdtformatlock" xmlns:w16se="http://schemas.microsoft.com/office/word/2015/wordml/symex" mc:Ignorable="w14 w15 w16se w16cid w16 w16cex w16sdtdh w16sdtfl w16du">
   <w:docDefaults>
     <w:rPrDefault>
       <w:rPr>
@@ -1729,7 +1765,7 @@
     <w:link w:val="TitleChar"/>
     <w:uiPriority w:val="10"/>
     <w:qFormat/>
-    <w:rsid w:val="007106C8"/>
+    <w:rsid w:val="00E854FA"/>
     <w:pPr>
       <w:spacing w:after="300" w:line="240" w:lineRule="auto"/>
       <w:contextualSpacing/>
@@ -1739,7 +1775,7 @@
       <w:rFonts w:eastAsiaTheme="majorEastAsia" w:cstheme="majorBidi"/>
       <w:spacing w:val="5"/>
       <w:kern w:val="28"/>
-      <w:sz w:val="52"/>
+      <w:sz w:val="40"/>
       <w:szCs w:val="52"/>
       <w:lang w:val="sv-SE" w:eastAsia="en-US" w:bidi="ar-SA"/>
     </w:rPr>
@@ -1749,12 +1785,12 @@
     <w:basedOn w:val="DefaultParagraphFont"/>
     <w:link w:val="Title"/>
     <w:uiPriority w:val="10"/>
-    <w:rsid w:val="007106C8"/>
+    <w:rsid w:val="00E854FA"/>
     <w:rPr>
       <w:rFonts w:ascii="Times New Roman" w:eastAsiaTheme="majorEastAsia" w:hAnsi="Times New Roman" w:cstheme="majorBidi"/>
       <w:spacing w:val="5"/>
       <w:kern w:val="28"/>
-      <w:sz w:val="52"/>
+      <w:sz w:val="40"/>
       <w:szCs w:val="52"/>
       <w:lang w:val="sv-SE" w:eastAsia="en-US" w:bidi="ar-SA"/>
     </w:rPr>

--- a/klagomål/A 20012-2026 FSC-klagomål.docx
+++ b/klagomål/A 20012-2026 FSC-klagomål.docx
@@ -787,7 +787,7 @@
     <w:r>
       <w:tab/>
       <w:tab/>
-      <w:t>2026-06-18</w:t>
+      <w:t>2026-06-19</w:t>
       <w:br/>
       <w:br/>
     </w:r>

--- a/klagomål/A 20012-2026 FSC-klagomål.docx
+++ b/klagomål/A 20012-2026 FSC-klagomål.docx
@@ -787,7 +787,7 @@
     <w:r>
       <w:tab/>
       <w:tab/>
-      <w:t>2026-06-19</w:t>
+      <w:t>2026-06-20</w:t>
       <w:br/>
       <w:br/>
     </w:r>

--- a/klagomål/A 20012-2026 FSC-klagomål.docx
+++ b/klagomål/A 20012-2026 FSC-klagomål.docx
@@ -168,38 +168,7 @@
     </w:p>
     <w:p>
       <w:r>
-        <w:t>Detta dokument behandlar höga naturvärden i avverkningsanmälan A 20012-2026 i Torsby kommun som inkom 2026-04-24 och omfattar 4,9 ha.</w:t>
-      </w:r>
-    </w:p>
-    <w:p>
-      <w:r>
-        <w:t>Nedan presenteras fynd av naturvårdsarter och fridlysta arter som gjorts i det avverkningsanmälda området, samt relevanta utdrag ur standarderna för FSC, Chain of Custody, Controlled Wood och PEFC.</w:t>
-      </w:r>
-    </w:p>
-    <w:p>
-      <w:r>
-        <w:t>Vi förväntar oss att ni återkommer med ett skriftligt svar på vårt klagomål och även beskriver vilka korrigerande åtgärder ni satt in för att rätta till identifierade brister i er efterlevnad av den svenska FSC standarden.</w:t>
-      </w:r>
-    </w:p>
-    <w:p>
-      <w:pPr>
-        <w:pStyle w:val="Heading1"/>
-      </w:pPr>
-      <w:r>
-        <w:t>Naturvårdsarter</w:t>
-      </w:r>
-    </w:p>
-    <w:p>
-      <w:r>
-        <w:t>I och inom 19 meter från avverkningsanmälan har följande 7 naturvårdsarter hittats: citronporing (VU), gränsticka (VU, T), gransotdyna (NT), vedtrappmossa (NT, T), trådticka (S, T), vedticka (S, T) och revlummer (§9). Av dessa är 4 rödlistade. För rödlistade arter har rödlistekategorin angivits inom parentes. Arter som är signalarter enligt Skogsstyrelsen har markerats med (S). Typiska arter inom Natura 2000 som är kopplade till skogsekosystem har markerats med (T). För fridlysta arter anges även paragrafen i Artskyddsförordningen som arten är fridlyst enligt.</w:t>
-      </w:r>
-    </w:p>
-    <w:p>
-      <w:r>
-        <w:t>De påträffade naturvårdsarterna är ett tydligt kvitto på att det rör sig om en skog med höga naturvärden.</w:t>
-      </w:r>
-      <w:r>
-        <w:t xml:space="preserve"> I Figur 1 visas fyndplatser för naturvårdsarter i området, som finns registrerade på Artportalen.</w:t>
+        <w:t>Detta klagomål behandlar höga naturvärden i avverkningsanmälan A 20012-2026 i Torsby kommun som inkom 2026-04-24 och omfattar 4,9 ha.</w:t>
       </w:r>
     </w:p>
     <w:p>
@@ -247,28 +216,35 @@
         <w:spacing w:after="240"/>
       </w:pPr>
       <w:r>
-        <w:t>Figur 1. Fyndplatser för naturvårdsarter i och inom 19 meter från avverkningsanmälan (röd linje). Markörer utan svart kant är placerade på fyndplatsen. Markörer med svart kant är placerade vid sidan av fyndplatsen och har ett svart streck som visar fyndplatsens exakta position. Kartans mittpunktskoordinat är N 6699675, E 405543 i SWEREF 99 TM.</w:t>
+        <w:t>Figur 1. Fyndplatser för naturvårdsarter i och inom 19 meter från avverkningsanmälan. Markörer utan svart kant är placerade på fyndplatsen. Markörer med svart kant är placerade vid sidan av fyndplatsen har ett svart streck som visar fyndplatsens exakta position. Kartans mittpunktskoordinat är N 6699675, E 405543 i SWEREF 99 TM.</w:t>
+      </w:r>
+    </w:p>
+    <w:p>
+      <w:r>
+        <w:t>I och inom 19 meter från avverkningsanmälan finns fynd av 7 naturvårdsarter, varav 4 är rödlistade, 1 är fridlyst, 4 är typiska (T) och 2 är signalarter (S): citronporing (VU), gränsticka (VU, T), gransotdyna (NT), vedtrappmossa (NT, T), trådticka (S, T), vedticka (S, T) och revlummer (§9). Se Figur 1.</w:t>
+      </w:r>
+    </w:p>
+    <w:p>
+      <w:r>
+        <w:t>Nedan presenteras relevanta utdrag ur standarderna för FSC, Chain of Custody, Controlled Wood och PEFC.</w:t>
+      </w:r>
+    </w:p>
+    <w:p>
+      <w:r>
+        <w:t>Vi förväntar oss att ni återkommer med ett skriftligt svar på vårt klagomål och även beskriver vilka korrigerande åtgärder ni satt in för att rätta till identifierade brister i er efterlevnad av den svenska FSC standarden.</w:t>
       </w:r>
     </w:p>
     <w:p>
       <w:pPr>
-        <w:pStyle w:val="Heading2"/>
+        <w:pStyle w:val="Heading1"/>
       </w:pPr>
       <w:r>
-        <w:t>Fridlysta arter</w:t>
+        <w:t>Naturvårdsarter och fridlysta arter</w:t>
       </w:r>
     </w:p>
     <w:p>
       <w:r>
-        <w:t>Följande fridlysta arter har sina livsmiljöer och växtplatser i den avverkningsanmälda skogen: revlummer (§9).</w:t>
-      </w:r>
-    </w:p>
-    <w:p>
-      <w:pPr>
-        <w:pStyle w:val="Heading2"/>
-      </w:pPr>
-      <w:r>
-        <w:t>Övriga naturvårdsarter</w:t>
+        <w:t>Nedan följer beskrivningar av de naturvårdsarter och fridlysta arter som har sina livsmiljöer och växtplatser i den avverkningsanmälda skogen. De påträffade naturvårdsarterna är ett tydligt kvitto på att det rör sig om en skog med höga naturvärden.</w:t>
       </w:r>
     </w:p>
     <w:p>
@@ -280,17 +256,6 @@
       </w:r>
       <w:r>
         <w:t xml:space="preserve"> växer på granlågor i naturskogsartade granskogar. Den påträffas ofta på eller nära fruktkroppar av klibbticka. Citronporing är globalt rödlistad som starkt hotad (EN) vilket innebär att Sverige har ett internationellt ansvar för arten. Alla skogsskötselåtgärder på eller i direkt anslutning till växtplatserna utgör ett hot och områden som hyser arten måste undantas helt från skogsbruk. Lokaler där citronporing påträffas bör ges ett juridiskt skydd (SLU Artdatabanken, 2026; IUCN, 2019).</w:t>
-      </w:r>
-    </w:p>
-    <w:p>
-      <w:r>
-        <w:rPr>
-          <w:b/>
-        </w:rPr>
-        <w:t>Gransotdyna (NT)</w:t>
-      </w:r>
-      <w:r>
-        <w:t xml:space="preserve"> är en nedbrytare på grova, murkna, ofta barklösa stubbar och liggande stammar av gran, sällan även av bok. Den kräver tillgång till lågor och stubbar i frisk till fuktig miljö och är helt bunden till skogsbestånd med hög bonitet. Gransotdyna hotas av det intensiva utnyttjandet av granskogar med hög bonitet. Arten förekommer främst i de sydliga delarna av landet där bristen på äldre skog är mest påtaglig. Alla lokaler för arten måste undantas från rationellt skogsbruk och tillgången på död ved av grova dimensioner måste säkerställas. Fler områden med äldre granskog måste skyddas i södra Sverige (SLU Artdatabanken, 2024).</w:t>
       </w:r>
     </w:p>
     <w:p>
@@ -311,6 +276,37 @@
       </w:r>
       <w:r>
         <w:t xml:space="preserve"> (SLU Artdatabanken, 2026; Nitare &amp; Skogsstyrelsen, 2019).</w:t>
+      </w:r>
+    </w:p>
+    <w:p>
+      <w:r>
+        <w:rPr>
+          <w:b/>
+        </w:rPr>
+        <w:t>Gransotdyna (NT)</w:t>
+      </w:r>
+      <w:r>
+        <w:t xml:space="preserve"> är en nedbrytare på grova, murkna, ofta barklösa stubbar och liggande stammar av gran, sällan även av bok. Den kräver tillgång till lågor och stubbar i frisk till fuktig miljö och är helt bunden till skogsbestånd med hög bonitet. Gransotdyna hotas av det intensiva utnyttjandet av granskogar med hög bonitet. Arten förekommer främst i de sydliga delarna av landet där bristen på äldre skog är mest påtaglig. Alla lokaler för arten måste undantas från rationellt skogsbruk och tillgången på död ved av grova dimensioner måste säkerställas. Fler områden med äldre granskog måste skyddas i södra Sverige (SLU Artdatabanken, 2024).</w:t>
+      </w:r>
+    </w:p>
+    <w:p>
+      <w:r>
+        <w:rPr>
+          <w:b/>
+        </w:rPr>
+        <w:t xml:space="preserve">Vedtrappmossa (NT) </w:t>
+      </w:r>
+      <w:r>
+        <w:t xml:space="preserve">växer på död ved, främst i gammal granskog. Den förekommer knappast alls i fjällnära barrskogar utan finns i skogslandskapet nedom fjällen och framför allt i landets södra delar är den en mycket bra signalart för barrnaturskog med höga naturvärden. Skogsavverkning och brist på grov död ved i skogen är de allvarligaste hoten och den överlever inte kalhyggesbruk. Lokaler med sluten granskog, tillräckligt stora för att säkerställa ett kontinuerligt tillskott på grova lågor, bör undantas från storskaligt skogsbruk. Vedtrappmossa är typisk art för </w:t>
+      </w:r>
+      <w:r>
+        <w:rPr>
+          <w:i/>
+        </w:rPr>
+        <w:t>9010 Taiga</w:t>
+      </w:r>
+      <w:r>
+        <w:t xml:space="preserve"> (SLU Artdatabanken, 2024).</w:t>
       </w:r>
     </w:p>
     <w:p>
@@ -360,26 +356,6 @@
       </w:r>
       <w:r>
         <w:t>(Nitare &amp; Skogsstyrelsen, 2019; SLU Artdatabanken, 2025).</w:t>
-      </w:r>
-    </w:p>
-    <w:p>
-      <w:r>
-        <w:rPr>
-          <w:b/>
-        </w:rPr>
-        <w:t xml:space="preserve">Vedtrappmossa (NT) </w:t>
-      </w:r>
-      <w:r>
-        <w:t xml:space="preserve">växer på död ved, främst i gammal granskog. Den förekommer knappast alls i fjällnära barrskogar utan finns i skogslandskapet nedom fjällen och framför allt i landets södra delar är den en mycket bra signalart för barrnaturskog med höga naturvärden. Skogsavverkning och brist på grov död ved i skogen är de allvarligaste hoten och den överlever inte kalhyggesbruk. Lokaler med sluten granskog, tillräckligt stora för att säkerställa ett kontinuerligt tillskott på grova lågor, bör undantas från storskaligt skogsbruk. Vedtrappmossa är typisk art för </w:t>
-      </w:r>
-      <w:r>
-        <w:rPr>
-          <w:i/>
-        </w:rPr>
-        <w:t>9010 Taiga</w:t>
-      </w:r>
-      <w:r>
-        <w:t xml:space="preserve"> (SLU Artdatabanken, 2024).</w:t>
       </w:r>
     </w:p>
     <w:p>
@@ -787,7 +763,7 @@
     <w:r>
       <w:tab/>
       <w:tab/>
-      <w:t>2026-06-20</w:t>
+      <w:t>2026-06-21</w:t>
       <w:br/>
       <w:br/>
     </w:r>

--- a/klagomål/A 20012-2026 FSC-klagomål.docx
+++ b/klagomål/A 20012-2026 FSC-klagomål.docx
@@ -763,7 +763,7 @@
     <w:r>
       <w:tab/>
       <w:tab/>
-      <w:t>2026-06-21</w:t>
+      <w:t>2026-06-22</w:t>
       <w:br/>
       <w:br/>
     </w:r>

--- a/klagomål/A 20012-2026 FSC-klagomål.docx
+++ b/klagomål/A 20012-2026 FSC-klagomål.docx
@@ -763,7 +763,7 @@
     <w:r>
       <w:tab/>
       <w:tab/>
-      <w:t>2026-06-22</w:t>
+      <w:t>2026-06-23</w:t>
       <w:br/>
       <w:br/>
     </w:r>

--- a/klagomål/A 20012-2026 FSC-klagomål.docx
+++ b/klagomål/A 20012-2026 FSC-klagomål.docx
@@ -763,7 +763,7 @@
     <w:r>
       <w:tab/>
       <w:tab/>
-      <w:t>2026-06-23</w:t>
+      <w:t>2026-06-24</w:t>
       <w:br/>
       <w:br/>
     </w:r>

--- a/klagomål/A 20012-2026 FSC-klagomål.docx
+++ b/klagomål/A 20012-2026 FSC-klagomål.docx
@@ -763,7 +763,7 @@
     <w:r>
       <w:tab/>
       <w:tab/>
-      <w:t>2026-06-24</w:t>
+      <w:t>2026-06-25</w:t>
       <w:br/>
       <w:br/>
     </w:r>

--- a/klagomål/A 20012-2026 FSC-klagomål.docx
+++ b/klagomål/A 20012-2026 FSC-klagomål.docx
@@ -763,7 +763,7 @@
     <w:r>
       <w:tab/>
       <w:tab/>
-      <w:t>2026-06-25</w:t>
+      <w:t>2026-06-26</w:t>
       <w:br/>
       <w:br/>
     </w:r>

--- a/klagomål/A 20012-2026 FSC-klagomål.docx
+++ b/klagomål/A 20012-2026 FSC-klagomål.docx
@@ -763,7 +763,7 @@
     <w:r>
       <w:tab/>
       <w:tab/>
-      <w:t>2026-06-26</w:t>
+      <w:t>2026-06-27</w:t>
       <w:br/>
       <w:br/>
     </w:r>

--- a/klagomål/A 20012-2026 FSC-klagomål.docx
+++ b/klagomål/A 20012-2026 FSC-klagomål.docx
@@ -763,7 +763,7 @@
     <w:r>
       <w:tab/>
       <w:tab/>
-      <w:t>2026-06-27</w:t>
+      <w:t>2026-06-28</w:t>
       <w:br/>
       <w:br/>
     </w:r>

--- a/klagomål/A 20012-2026 FSC-klagomål.docx
+++ b/klagomål/A 20012-2026 FSC-klagomål.docx
@@ -763,7 +763,7 @@
     <w:r>
       <w:tab/>
       <w:tab/>
-      <w:t>2026-06-28</w:t>
+      <w:t>2026-06-29</w:t>
       <w:br/>
       <w:br/>
     </w:r>

--- a/klagomål/A 20012-2026 FSC-klagomål.docx
+++ b/klagomål/A 20012-2026 FSC-klagomål.docx
@@ -763,7 +763,7 @@
     <w:r>
       <w:tab/>
       <w:tab/>
-      <w:t>2026-06-29</w:t>
+      <w:t>2026-06-30</w:t>
       <w:br/>
       <w:br/>
     </w:r>

--- a/klagomål/A 20012-2026 FSC-klagomål.docx
+++ b/klagomål/A 20012-2026 FSC-klagomål.docx
@@ -763,7 +763,7 @@
     <w:r>
       <w:tab/>
       <w:tab/>
-      <w:t>2026-06-30</w:t>
+      <w:t>2026-07-01</w:t>
       <w:br/>
       <w:br/>
     </w:r>

--- a/klagomål/A 20012-2026 FSC-klagomål.docx
+++ b/klagomål/A 20012-2026 FSC-klagomål.docx
@@ -763,7 +763,7 @@
     <w:r>
       <w:tab/>
       <w:tab/>
-      <w:t>2026-07-01</w:t>
+      <w:t>2026-07-02</w:t>
       <w:br/>
       <w:br/>
     </w:r>

--- a/klagomål/A 20012-2026 FSC-klagomål.docx
+++ b/klagomål/A 20012-2026 FSC-klagomål.docx
@@ -763,7 +763,7 @@
     <w:r>
       <w:tab/>
       <w:tab/>
-      <w:t>2026-07-13</w:t>
+      <w:t>2026-07-14</w:t>
       <w:br/>
       <w:br/>
     </w:r>

--- a/klagomål/A 20012-2026 FSC-klagomål.docx
+++ b/klagomål/A 20012-2026 FSC-klagomål.docx
@@ -763,7 +763,7 @@
     <w:r>
       <w:tab/>
       <w:tab/>
-      <w:t>2026-07-14</w:t>
+      <w:t>2026-07-15</w:t>
       <w:br/>
       <w:br/>
     </w:r>

--- a/klagomål/A 20012-2026 FSC-klagomål.docx
+++ b/klagomål/A 20012-2026 FSC-klagomål.docx
@@ -763,7 +763,7 @@
     <w:r>
       <w:tab/>
       <w:tab/>
-      <w:t>2026-07-15</w:t>
+      <w:t>2026-07-16</w:t>
       <w:br/>
       <w:br/>
     </w:r>

--- a/klagomål/A 20012-2026 FSC-klagomål.docx
+++ b/klagomål/A 20012-2026 FSC-klagomål.docx
@@ -763,7 +763,7 @@
     <w:r>
       <w:tab/>
       <w:tab/>
-      <w:t>2026-07-16</w:t>
+      <w:t>2026-07-17</w:t>
       <w:br/>
       <w:br/>
     </w:r>

--- a/klagomål/A 20012-2026 FSC-klagomål.docx
+++ b/klagomål/A 20012-2026 FSC-klagomål.docx
@@ -763,7 +763,7 @@
     <w:r>
       <w:tab/>
       <w:tab/>
-      <w:t>2026-07-17</w:t>
+      <w:t>2026-07-18</w:t>
       <w:br/>
       <w:br/>
     </w:r>

--- a/klagomål/A 20012-2026 FSC-klagomål.docx
+++ b/klagomål/A 20012-2026 FSC-klagomål.docx
@@ -763,7 +763,7 @@
     <w:r>
       <w:tab/>
       <w:tab/>
-      <w:t>2026-07-18</w:t>
+      <w:t>2026-07-19</w:t>
       <w:br/>
       <w:br/>
     </w:r>

--- a/klagomål/A 20012-2026 FSC-klagomål.docx
+++ b/klagomål/A 20012-2026 FSC-klagomål.docx
@@ -763,7 +763,7 @@
     <w:r>
       <w:tab/>
       <w:tab/>
-      <w:t>2026-07-19</w:t>
+      <w:t>2026-07-20</w:t>
       <w:br/>
       <w:br/>
     </w:r>

--- a/klagomål/A 20012-2026 FSC-klagomål.docx
+++ b/klagomål/A 20012-2026 FSC-klagomål.docx
@@ -763,7 +763,7 @@
     <w:r>
       <w:tab/>
       <w:tab/>
-      <w:t>2026-07-20</w:t>
+      <w:t>2026-07-21</w:t>
       <w:br/>
       <w:br/>
     </w:r>

--- a/klagomål/A 20012-2026 FSC-klagomål.docx
+++ b/klagomål/A 20012-2026 FSC-klagomål.docx
@@ -763,7 +763,7 @@
     <w:r>
       <w:tab/>
       <w:tab/>
-      <w:t>2026-07-21</w:t>
+      <w:t>2026-07-22</w:t>
       <w:br/>
       <w:br/>
     </w:r>

--- a/klagomål/A 20012-2026 FSC-klagomål.docx
+++ b/klagomål/A 20012-2026 FSC-klagomål.docx
@@ -763,7 +763,7 @@
     <w:r>
       <w:tab/>
       <w:tab/>
-      <w:t>2026-07-22</w:t>
+      <w:t>2026-07-23</w:t>
       <w:br/>
       <w:br/>
     </w:r>

--- a/klagomål/A 20012-2026 FSC-klagomål.docx
+++ b/klagomål/A 20012-2026 FSC-klagomål.docx
@@ -763,7 +763,7 @@
     <w:r>
       <w:tab/>
       <w:tab/>
-      <w:t>2026-07-23</w:t>
+      <w:t>2026-07-24</w:t>
       <w:br/>
       <w:br/>
     </w:r>

--- a/klagomål/A 20012-2026 FSC-klagomål.docx
+++ b/klagomål/A 20012-2026 FSC-klagomål.docx
@@ -763,7 +763,7 @@
     <w:r>
       <w:tab/>
       <w:tab/>
-      <w:t>2026-07-24</w:t>
+      <w:t>2026-07-25</w:t>
       <w:br/>
       <w:br/>
     </w:r>

--- a/klagomål/A 20012-2026 FSC-klagomål.docx
+++ b/klagomål/A 20012-2026 FSC-klagomål.docx
@@ -763,7 +763,7 @@
     <w:r>
       <w:tab/>
       <w:tab/>
-      <w:t>2026-07-25</w:t>
+      <w:t>2026-07-26</w:t>
       <w:br/>
       <w:br/>
     </w:r>

--- a/klagomål/A 20012-2026 FSC-klagomål.docx
+++ b/klagomål/A 20012-2026 FSC-klagomål.docx
@@ -763,7 +763,7 @@
     <w:r>
       <w:tab/>
       <w:tab/>
-      <w:t>2026-07-26</w:t>
+      <w:t>2026-07-27</w:t>
       <w:br/>
       <w:br/>
     </w:r>

--- a/klagomål/A 20012-2026 FSC-klagomål.docx
+++ b/klagomål/A 20012-2026 FSC-klagomål.docx
@@ -763,7 +763,7 @@
     <w:r>
       <w:tab/>
       <w:tab/>
-      <w:t>2026-07-27</w:t>
+      <w:t>2026-07-28</w:t>
       <w:br/>
       <w:br/>
     </w:r>

--- a/klagomål/A 20012-2026 FSC-klagomål.docx
+++ b/klagomål/A 20012-2026 FSC-klagomål.docx
@@ -763,7 +763,7 @@
     <w:r>
       <w:tab/>
       <w:tab/>
-      <w:t>2026-07-28</w:t>
+      <w:t>2026-07-29</w:t>
       <w:br/>
       <w:br/>
     </w:r>

--- a/klagomål/A 20012-2026 FSC-klagomål.docx
+++ b/klagomål/A 20012-2026 FSC-klagomål.docx
@@ -763,7 +763,7 @@
     <w:r>
       <w:tab/>
       <w:tab/>
-      <w:t>2026-07-29</w:t>
+      <w:t>2026-07-30</w:t>
       <w:br/>
       <w:br/>
     </w:r>

--- a/klagomål/A 20012-2026 FSC-klagomål.docx
+++ b/klagomål/A 20012-2026 FSC-klagomål.docx
@@ -763,7 +763,7 @@
     <w:r>
       <w:tab/>
       <w:tab/>
-      <w:t>2026-07-30</w:t>
+      <w:t>2026-07-31</w:t>
       <w:br/>
       <w:br/>
     </w:r>

--- a/klagomål/A 20012-2026 FSC-klagomål.docx
+++ b/klagomål/A 20012-2026 FSC-klagomål.docx
@@ -763,7 +763,7 @@
     <w:r>
       <w:tab/>
       <w:tab/>
-      <w:t>2026-07-31</w:t>
+      <w:t>2026-08-01</w:t>
       <w:br/>
       <w:br/>
     </w:r>

--- a/klagomål/A 20012-2026 FSC-klagomål.docx
+++ b/klagomål/A 20012-2026 FSC-klagomål.docx
@@ -763,7 +763,7 @@
     <w:r>
       <w:tab/>
       <w:tab/>
-      <w:t>2026-08-01</w:t>
+      <w:t>2026-08-02</w:t>
       <w:br/>
       <w:br/>
     </w:r>

--- a/klagomål/A 20012-2026 FSC-klagomål.docx
+++ b/klagomål/A 20012-2026 FSC-klagomål.docx
@@ -763,7 +763,7 @@
     <w:r>
       <w:tab/>
       <w:tab/>
-      <w:t>2026-08-02</w:t>
+      <w:t>2026-08-03</w:t>
       <w:br/>
       <w:br/>
     </w:r>

--- a/klagomål/A 20012-2026 FSC-klagomål.docx
+++ b/klagomål/A 20012-2026 FSC-klagomål.docx
@@ -763,7 +763,7 @@
     <w:r>
       <w:tab/>
       <w:tab/>
-      <w:t>2026-08-03</w:t>
+      <w:t>2026-08-05</w:t>
       <w:br/>
       <w:br/>
     </w:r>

--- a/klagomål/A 20012-2026 FSC-klagomål.docx
+++ b/klagomål/A 20012-2026 FSC-klagomål.docx
@@ -763,7 +763,7 @@
     <w:r>
       <w:tab/>
       <w:tab/>
-      <w:t>2026-08-05</w:t>
+      <w:t>2026-08-07</w:t>
       <w:br/>
       <w:br/>
     </w:r>

--- a/klagomål/A 20012-2026 FSC-klagomål.docx
+++ b/klagomål/A 20012-2026 FSC-klagomål.docx
@@ -763,7 +763,7 @@
     <w:r>
       <w:tab/>
       <w:tab/>
-      <w:t>2026-08-07</w:t>
+      <w:t>2026-08-08</w:t>
       <w:br/>
       <w:br/>
     </w:r>

--- a/klagomål/A 20012-2026 FSC-klagomål.docx
+++ b/klagomål/A 20012-2026 FSC-klagomål.docx
@@ -216,7 +216,7 @@
         <w:spacing w:after="240"/>
       </w:pPr>
       <w:r>
-        <w:t>Figur 1. Fyndplatser för naturvårdsarter i och inom 19 meter från avverkningsanmälan. Markörer utan svart kant är placerade på fyndplatsen. Markörer med svart kant är placerade vid sidan av fyndplatsen har ett svart streck som visar fyndplatsens exakta position. Kartans mittpunktskoordinat är N 6699675, E 405543 i SWEREF 99 TM.</w:t>
+        <w:t>Figur 1. Fyndplatser för naturvårdsarter i och inom 19 meter från avverkningsanmälan. Markörer utan svart kant är placerade på fyndplatsen. Markörer med svart kant är placerade vid sidan av fyndplatsen och har ett svart streck som visar fyndplatsens exakta position. Kartans mittpunktskoordinat är N 6699675, E 405543 i SWEREF 99 TM.</w:t>
       </w:r>
     </w:p>
     <w:p>
@@ -763,7 +763,7 @@
     <w:r>
       <w:tab/>
       <w:tab/>
-      <w:t>2026-08-14</w:t>
+      <w:t>2026-08-15</w:t>
       <w:br/>
       <w:br/>
     </w:r>

--- a/klagomål/A 20012-2026 FSC-klagomål.docx
+++ b/klagomål/A 20012-2026 FSC-klagomål.docx
@@ -763,7 +763,7 @@
     <w:r>
       <w:tab/>
       <w:tab/>
-      <w:t>2026-08-15</w:t>
+      <w:t>2026-08-16</w:t>
       <w:br/>
       <w:br/>
     </w:r>

--- a/klagomål/A 20012-2026 FSC-klagomål.docx
+++ b/klagomål/A 20012-2026 FSC-klagomål.docx
@@ -763,7 +763,7 @@
     <w:r>
       <w:tab/>
       <w:tab/>
-      <w:t>2026-08-16</w:t>
+      <w:t>2026-08-17</w:t>
       <w:br/>
       <w:br/>
     </w:r>

--- a/klagomål/A 20012-2026 FSC-klagomål.docx
+++ b/klagomål/A 20012-2026 FSC-klagomål.docx
@@ -763,7 +763,7 @@
     <w:r>
       <w:tab/>
       <w:tab/>
-      <w:t>2026-08-17</w:t>
+      <w:t>2026-08-18</w:t>
       <w:br/>
       <w:br/>
     </w:r>

--- a/klagomål/A 20012-2026 FSC-klagomål.docx
+++ b/klagomål/A 20012-2026 FSC-klagomål.docx
@@ -763,7 +763,7 @@
     <w:r>
       <w:tab/>
       <w:tab/>
-      <w:t>2026-08-18</w:t>
+      <w:t>2026-08-19</w:t>
       <w:br/>
       <w:br/>
     </w:r>

--- a/klagomål/A 20012-2026 FSC-klagomål.docx
+++ b/klagomål/A 20012-2026 FSC-klagomål.docx
@@ -763,7 +763,7 @@
     <w:r>
       <w:tab/>
       <w:tab/>
-      <w:t>2026-08-19</w:t>
+      <w:t>2026-08-20</w:t>
       <w:br/>
       <w:br/>
     </w:r>

--- a/klagomål/A 20012-2026 FSC-klagomål.docx
+++ b/klagomål/A 20012-2026 FSC-klagomål.docx
@@ -763,7 +763,7 @@
     <w:r>
       <w:tab/>
       <w:tab/>
-      <w:t>2026-08-20</w:t>
+      <w:t>2026-08-21</w:t>
       <w:br/>
       <w:br/>
     </w:r>

--- a/klagomål/A 20012-2026 FSC-klagomål.docx
+++ b/klagomål/A 20012-2026 FSC-klagomål.docx
@@ -763,7 +763,7 @@
     <w:r>
       <w:tab/>
       <w:tab/>
-      <w:t>2026-08-21</w:t>
+      <w:t>2026-08-22</w:t>
       <w:br/>
       <w:br/>
     </w:r>

--- a/klagomål/A 20012-2026 FSC-klagomål.docx
+++ b/klagomål/A 20012-2026 FSC-klagomål.docx
@@ -763,7 +763,7 @@
     <w:r>
       <w:tab/>
       <w:tab/>
-      <w:t>2026-08-22</w:t>
+      <w:t>2026-08-23</w:t>
       <w:br/>
       <w:br/>
     </w:r>

--- a/klagomål/A 20012-2026 FSC-klagomål.docx
+++ b/klagomål/A 20012-2026 FSC-klagomål.docx
@@ -763,7 +763,7 @@
     <w:r>
       <w:tab/>
       <w:tab/>
-      <w:t>2026-08-23</w:t>
+      <w:t>2026-08-24</w:t>
       <w:br/>
       <w:br/>
     </w:r>

--- a/klagomål/A 20012-2026 FSC-klagomål.docx
+++ b/klagomål/A 20012-2026 FSC-klagomål.docx
@@ -763,7 +763,7 @@
     <w:r>
       <w:tab/>
       <w:tab/>
-      <w:t>2026-08-24</w:t>
+      <w:t>2026-08-25</w:t>
       <w:br/>
       <w:br/>
     </w:r>

--- a/klagomål/A 20012-2026 FSC-klagomål.docx
+++ b/klagomål/A 20012-2026 FSC-klagomål.docx
@@ -763,7 +763,7 @@
     <w:r>
       <w:tab/>
       <w:tab/>
-      <w:t>2026-08-25</w:t>
+      <w:t>2026-08-26</w:t>
       <w:br/>
       <w:br/>
     </w:r>

--- a/klagomål/A 20012-2026 FSC-klagomål.docx
+++ b/klagomål/A 20012-2026 FSC-klagomål.docx
@@ -763,7 +763,7 @@
     <w:r>
       <w:tab/>
       <w:tab/>
-      <w:t>2026-08-26</w:t>
+      <w:t>2026-08-27</w:t>
       <w:br/>
       <w:br/>
     </w:r>

--- a/klagomål/A 20012-2026 FSC-klagomål.docx
+++ b/klagomål/A 20012-2026 FSC-klagomål.docx
@@ -763,7 +763,7 @@
     <w:r>
       <w:tab/>
       <w:tab/>
-      <w:t>2026-08-27</w:t>
+      <w:t>2026-08-28</w:t>
       <w:br/>
       <w:br/>
     </w:r>

--- a/klagomål/A 20012-2026 FSC-klagomål.docx
+++ b/klagomål/A 20012-2026 FSC-klagomål.docx
@@ -763,7 +763,7 @@
     <w:r>
       <w:tab/>
       <w:tab/>
-      <w:t>2026-08-28</w:t>
+      <w:t>2026-08-29</w:t>
       <w:br/>
       <w:br/>
     </w:r>

--- a/klagomål/A 20012-2026 FSC-klagomål.docx
+++ b/klagomål/A 20012-2026 FSC-klagomål.docx
@@ -763,7 +763,7 @@
     <w:r>
       <w:tab/>
       <w:tab/>
-      <w:t>2026-08-29</w:t>
+      <w:t>2026-08-31</w:t>
       <w:br/>
       <w:br/>
     </w:r>

--- a/klagomål/A 20012-2026 FSC-klagomål.docx
+++ b/klagomål/A 20012-2026 FSC-klagomål.docx
@@ -763,7 +763,7 @@
     <w:r>
       <w:tab/>
       <w:tab/>
-      <w:t>2026-08-31</w:t>
+      <w:t>2026-09-01</w:t>
       <w:br/>
       <w:br/>
     </w:r>

--- a/klagomål/A 20012-2026 FSC-klagomål.docx
+++ b/klagomål/A 20012-2026 FSC-klagomål.docx
@@ -763,7 +763,7 @@
     <w:r>
       <w:tab/>
       <w:tab/>
-      <w:t>2026-09-01</w:t>
+      <w:t>2026-09-02</w:t>
       <w:br/>
       <w:br/>
     </w:r>

--- a/klagomål/A 20012-2026 FSC-klagomål.docx
+++ b/klagomål/A 20012-2026 FSC-klagomål.docx
@@ -763,7 +763,7 @@
     <w:r>
       <w:tab/>
       <w:tab/>
-      <w:t>2026-09-02</w:t>
+      <w:t>2026-09-03</w:t>
       <w:br/>
       <w:br/>
     </w:r>

--- a/klagomål/A 20012-2026 FSC-klagomål.docx
+++ b/klagomål/A 20012-2026 FSC-klagomål.docx
@@ -763,7 +763,7 @@
     <w:r>
       <w:tab/>
       <w:tab/>
-      <w:t>2026-09-03</w:t>
+      <w:t>2026-09-04</w:t>
       <w:br/>
       <w:br/>
     </w:r>

--- a/klagomål/A 20012-2026 FSC-klagomål.docx
+++ b/klagomål/A 20012-2026 FSC-klagomål.docx
@@ -763,7 +763,7 @@
     <w:r>
       <w:tab/>
       <w:tab/>
-      <w:t>2026-09-04</w:t>
+      <w:t>2026-09-05</w:t>
       <w:br/>
       <w:br/>
     </w:r>
